--- a/Marquez_Salazar_Brandon_Evaluación_desempeño.docx
+++ b/Marquez_Salazar_Brandon_Evaluación_desempeño.docx
@@ -44,18 +44,18 @@
         <w:gridCol w:w="3116"/>
         <w:gridCol w:w="424"/>
         <w:gridCol w:w="855"/>
-        <w:gridCol w:w="714"/>
-        <w:gridCol w:w="364"/>
+        <w:gridCol w:w="713"/>
+        <w:gridCol w:w="365"/>
         <w:gridCol w:w="1190"/>
-        <w:gridCol w:w="234"/>
-        <w:gridCol w:w="1183"/>
+        <w:gridCol w:w="233"/>
+        <w:gridCol w:w="1184"/>
         <w:gridCol w:w="1559"/>
       </w:tblGrid>
       <w:tr>
         <w:trPr/>
         <w:tc>
           <w:tcPr>
-            <w:tcW w:w="6897" w:type="dxa"/>
+            <w:tcW w:w="6896" w:type="dxa"/>
             <w:gridSpan w:val="7"/>
             <w:tcBorders/>
             <w:shd w:color="auto" w:fill="BFBFBF" w:val="clear"/>
@@ -98,7 +98,7 @@
             </w:pPr>
             <w:r>
               <w:rPr>
-                <w:rFonts w:cs="Calibri" w:cstheme="minorHAnsi" w:ascii="Raleway" w:hAnsi="Raleway"/>
+                <w:rFonts w:cs="Calibri" w:ascii="Raleway" w:hAnsi="Raleway" w:cstheme="minorHAnsi"/>
                 <w:b/>
                 <w:bCs/>
                 <w:sz w:val="22"/>
@@ -132,7 +132,7 @@
         </w:tc>
         <w:tc>
           <w:tcPr>
-            <w:tcW w:w="2742" w:type="dxa"/>
+            <w:tcW w:w="2743" w:type="dxa"/>
             <w:gridSpan w:val="2"/>
             <w:tcBorders/>
             <w:shd w:color="auto" w:fill="BFBFBF" w:val="clear"/>
@@ -193,17 +193,7 @@
                 <w:sz w:val="22"/>
                 <w:szCs w:val="22"/>
               </w:rPr>
-              <w:t xml:space="preserve">Nombre del Asesor:  </w:t>
-            </w:r>
-            <w:r>
-              <w:rPr>
-                <w:rFonts w:cs="Calibri" w:ascii="Raleway" w:hAnsi="Raleway" w:cstheme="minorHAnsi"/>
-                <w:b/>
-                <w:bCs/>
-                <w:sz w:val="22"/>
-                <w:szCs w:val="22"/>
-              </w:rPr>
-              <w:t>Ángel Díaz Pacheco</w:t>
+              <w:t>Nombre del Asesor:  Ángel Díaz Pacheco</w:t>
             </w:r>
           </w:p>
         </w:tc>
@@ -237,17 +227,7 @@
                 <w:sz w:val="22"/>
                 <w:szCs w:val="22"/>
               </w:rPr>
-              <w:t xml:space="preserve">Nombre de la tesis:  </w:t>
-            </w:r>
-            <w:r>
-              <w:rPr>
-                <w:rFonts w:cs="Calibri" w:ascii="Raleway" w:hAnsi="Raleway" w:cstheme="minorHAnsi"/>
-                <w:b/>
-                <w:bCs/>
-                <w:sz w:val="22"/>
-                <w:szCs w:val="22"/>
-              </w:rPr>
-              <w:t>Por Asignar</w:t>
+              <w:t>Nombre de la tesis:  Por Asignar</w:t>
             </w:r>
           </w:p>
         </w:tc>
@@ -358,17 +338,7 @@
                 <w:sz w:val="22"/>
                 <w:szCs w:val="22"/>
               </w:rPr>
-              <w:t xml:space="preserve">de:     </w:t>
-            </w:r>
-            <w:r>
-              <w:rPr>
-                <w:rFonts w:cs="Calibri" w:ascii="Raleway" w:hAnsi="Raleway" w:cstheme="minorHAnsi"/>
-                <w:b/>
-                <w:bCs/>
-                <w:sz w:val="22"/>
-                <w:szCs w:val="22"/>
-              </w:rPr>
-              <w:t>Enero/2026</w:t>
+              <w:t>de:     Enero/2026</w:t>
             </w:r>
           </w:p>
           <w:p>
@@ -448,17 +418,7 @@
                 <w:sz w:val="22"/>
                 <w:szCs w:val="22"/>
               </w:rPr>
-              <w:t xml:space="preserve">a:    </w:t>
-            </w:r>
-            <w:r>
-              <w:rPr>
-                <w:rFonts w:cs="Calibri" w:ascii="Raleway" w:hAnsi="Raleway" w:cstheme="minorHAnsi"/>
-                <w:b/>
-                <w:bCs/>
-                <w:sz w:val="22"/>
-                <w:szCs w:val="22"/>
-              </w:rPr>
-              <w:t>Abril/2026</w:t>
+              <w:t>a:    Abril/2026</w:t>
             </w:r>
           </w:p>
           <w:p>
@@ -584,7 +544,7 @@
         </w:tc>
         <w:tc>
           <w:tcPr>
-            <w:tcW w:w="1569" w:type="dxa"/>
+            <w:tcW w:w="1568" w:type="dxa"/>
             <w:gridSpan w:val="2"/>
             <w:tcBorders>
               <w:top w:val="outset" w:sz="6" w:space="0" w:color="000000"/>
@@ -622,7 +582,7 @@
         </w:tc>
         <w:tc>
           <w:tcPr>
-            <w:tcW w:w="1554" w:type="dxa"/>
+            <w:tcW w:w="1555" w:type="dxa"/>
             <w:gridSpan w:val="2"/>
             <w:tcBorders>
               <w:top w:val="outset" w:sz="6" w:space="0" w:color="000000"/>
@@ -849,7 +809,7 @@
         </w:tc>
         <w:tc>
           <w:tcPr>
-            <w:tcW w:w="1569" w:type="dxa"/>
+            <w:tcW w:w="1568" w:type="dxa"/>
             <w:gridSpan w:val="2"/>
             <w:tcBorders>
               <w:top w:val="outset" w:sz="6" w:space="0" w:color="000000"/>
@@ -882,7 +842,7 @@
         </w:tc>
         <w:tc>
           <w:tcPr>
-            <w:tcW w:w="1554" w:type="dxa"/>
+            <w:tcW w:w="1555" w:type="dxa"/>
             <w:gridSpan w:val="2"/>
             <w:tcBorders>
               <w:top w:val="outset" w:sz="6" w:space="0" w:color="000000"/>
@@ -1023,7 +983,7 @@
         </w:tc>
         <w:tc>
           <w:tcPr>
-            <w:tcW w:w="1569" w:type="dxa"/>
+            <w:tcW w:w="1568" w:type="dxa"/>
             <w:gridSpan w:val="2"/>
             <w:tcBorders>
               <w:top w:val="outset" w:sz="6" w:space="0" w:color="000000"/>
@@ -1055,7 +1015,7 @@
         </w:tc>
         <w:tc>
           <w:tcPr>
-            <w:tcW w:w="1554" w:type="dxa"/>
+            <w:tcW w:w="1555" w:type="dxa"/>
             <w:gridSpan w:val="2"/>
             <w:tcBorders>
               <w:top w:val="outset" w:sz="6" w:space="0" w:color="000000"/>
@@ -1195,7 +1155,7 @@
         </w:tc>
         <w:tc>
           <w:tcPr>
-            <w:tcW w:w="1569" w:type="dxa"/>
+            <w:tcW w:w="1568" w:type="dxa"/>
             <w:gridSpan w:val="2"/>
             <w:tcBorders>
               <w:top w:val="outset" w:sz="6" w:space="0" w:color="000000"/>
@@ -1228,7 +1188,7 @@
         </w:tc>
         <w:tc>
           <w:tcPr>
-            <w:tcW w:w="1554" w:type="dxa"/>
+            <w:tcW w:w="1555" w:type="dxa"/>
             <w:gridSpan w:val="2"/>
             <w:tcBorders>
               <w:top w:val="outset" w:sz="6" w:space="0" w:color="000000"/>
@@ -1422,15 +1382,7 @@
                 <w:sz w:val="22"/>
                 <w:szCs w:val="22"/>
               </w:rPr>
-              <w:t xml:space="preserve">Señale cuál es el porcentaje de avance de la tesis:   </w:t>
-            </w:r>
-            <w:r>
-              <w:rPr>
-                <w:rFonts w:cs="Calibri" w:ascii="Raleway" w:hAnsi="Raleway" w:cstheme="minorHAnsi"/>
-                <w:sz w:val="22"/>
-                <w:szCs w:val="22"/>
-              </w:rPr>
-              <w:t>20</w:t>
+              <w:t>Señale cuál es el porcentaje de avance de la tesis:   20</w:t>
             </w:r>
             <w:r>
               <w:rPr>
@@ -1530,7 +1482,13 @@
               </w:rPr>
             </w:pPr>
             <w:r>
-              <w:rPr/>
+              <w:rPr>
+                <w:rFonts w:cs="Calibri" w:cstheme="minorHAnsi" w:ascii="Raleway" w:hAnsi="Raleway"/>
+                <w:b/>
+                <w:bCs/>
+                <w:sz w:val="22"/>
+                <w:szCs w:val="22"/>
+              </w:rPr>
             </w:r>
           </w:p>
         </w:tc>
@@ -1817,6 +1775,7 @@
     <w:p>
       <w:pPr>
         <w:pStyle w:val="Heading1"/>
+        <w:spacing w:before="0" w:after="0"/>
         <w:rPr>
           <w:rFonts w:ascii="Raleway" w:hAnsi="Raleway" w:cs="Calibri" w:cstheme="minorHAnsi"/>
           <w:color w:themeColor="background2" w:themeShade="40" w:val="4A442A"/>
@@ -1826,7 +1785,7 @@
       </w:pPr>
       <w:r>
         <w:rPr>
-          <w:rFonts w:cs="Calibri" w:cstheme="minorHAnsi" w:ascii="Raleway" w:hAnsi="Raleway"/>
+          <w:rFonts w:cs="Calibri" w:ascii="Raleway" w:hAnsi="Raleway" w:cstheme="minorHAnsi"/>
           <w:color w:themeColor="background2" w:themeShade="40" w:val="4A442A"/>
           <w:sz w:val="28"/>
           <w:szCs w:val="28"/>
@@ -1941,11 +1900,11 @@
         <w:tblLook w:firstRow="0" w:noVBand="0" w:lastRow="0" w:firstColumn="0" w:lastColumn="0" w:noHBand="0" w:val="0000"/>
       </w:tblPr>
       <w:tblGrid>
-        <w:gridCol w:w="2426"/>
-        <w:gridCol w:w="1207"/>
-        <w:gridCol w:w="1204"/>
+        <w:gridCol w:w="2425"/>
+        <w:gridCol w:w="1208"/>
+        <w:gridCol w:w="1203"/>
         <w:gridCol w:w="1859"/>
-        <w:gridCol w:w="1809"/>
+        <w:gridCol w:w="1810"/>
       </w:tblGrid>
       <w:tr>
         <w:trPr>
@@ -1954,7 +1913,7 @@
         </w:trPr>
         <w:tc>
           <w:tcPr>
-            <w:tcW w:w="2426" w:type="dxa"/>
+            <w:tcW w:w="2425" w:type="dxa"/>
             <w:tcBorders>
               <w:bottom w:val="single" w:sz="4" w:space="0" w:color="000000"/>
             </w:tcBorders>
@@ -2009,7 +1968,7 @@
         </w:tc>
         <w:tc>
           <w:tcPr>
-            <w:tcW w:w="3668" w:type="dxa"/>
+            <w:tcW w:w="3669" w:type="dxa"/>
             <w:gridSpan w:val="2"/>
             <w:tcBorders>
               <w:bottom w:val="single" w:sz="4" w:space="0" w:color="000000"/>
@@ -2042,7 +2001,7 @@
         </w:trPr>
         <w:tc>
           <w:tcPr>
-            <w:tcW w:w="2426" w:type="dxa"/>
+            <w:tcW w:w="2425" w:type="dxa"/>
             <w:tcBorders>
               <w:top w:val="single" w:sz="4" w:space="0" w:color="000000"/>
             </w:tcBorders>
@@ -2105,7 +2064,7 @@
         </w:tc>
         <w:tc>
           <w:tcPr>
-            <w:tcW w:w="3668" w:type="dxa"/>
+            <w:tcW w:w="3669" w:type="dxa"/>
             <w:gridSpan w:val="2"/>
             <w:tcBorders>
               <w:top w:val="single" w:sz="4" w:space="0" w:color="000000"/>
@@ -2173,7 +2132,7 @@
         </w:trPr>
         <w:tc>
           <w:tcPr>
-            <w:tcW w:w="2426" w:type="dxa"/>
+            <w:tcW w:w="2425" w:type="dxa"/>
             <w:tcBorders>
               <w:bottom w:val="single" w:sz="4" w:space="0" w:color="000000"/>
             </w:tcBorders>
@@ -2200,7 +2159,7 @@
         </w:tc>
         <w:tc>
           <w:tcPr>
-            <w:tcW w:w="1207" w:type="dxa"/>
+            <w:tcW w:w="1208" w:type="dxa"/>
             <w:tcBorders>
               <w:bottom w:val="single" w:sz="4" w:space="0" w:color="000000"/>
             </w:tcBorders>
@@ -2227,7 +2186,7 @@
         </w:tc>
         <w:tc>
           <w:tcPr>
-            <w:tcW w:w="1204" w:type="dxa"/>
+            <w:tcW w:w="1203" w:type="dxa"/>
             <w:tcBorders>
               <w:bottom w:val="single" w:sz="4" w:space="0" w:color="000000"/>
             </w:tcBorders>
@@ -2283,7 +2242,7 @@
         </w:tc>
         <w:tc>
           <w:tcPr>
-            <w:tcW w:w="1809" w:type="dxa"/>
+            <w:tcW w:w="1810" w:type="dxa"/>
             <w:tcBorders>
               <w:bottom w:val="single" w:sz="4" w:space="0" w:color="000000"/>
             </w:tcBorders>
@@ -2315,7 +2274,7 @@
         </w:trPr>
         <w:tc>
           <w:tcPr>
-            <w:tcW w:w="2426" w:type="dxa"/>
+            <w:tcW w:w="2425" w:type="dxa"/>
             <w:tcBorders>
               <w:top w:val="single" w:sz="4" w:space="0" w:color="000000"/>
             </w:tcBorders>
@@ -2346,7 +2305,7 @@
         </w:tc>
         <w:tc>
           <w:tcPr>
-            <w:tcW w:w="1207" w:type="dxa"/>
+            <w:tcW w:w="1208" w:type="dxa"/>
             <w:tcBorders>
               <w:top w:val="single" w:sz="4" w:space="0" w:color="000000"/>
             </w:tcBorders>
@@ -2377,7 +2336,7 @@
         </w:tc>
         <w:tc>
           <w:tcPr>
-            <w:tcW w:w="1204" w:type="dxa"/>
+            <w:tcW w:w="1203" w:type="dxa"/>
             <w:tcBorders>
               <w:top w:val="single" w:sz="4" w:space="0" w:color="000000"/>
             </w:tcBorders>
@@ -2439,7 +2398,7 @@
         </w:tc>
         <w:tc>
           <w:tcPr>
-            <w:tcW w:w="1809" w:type="dxa"/>
+            <w:tcW w:w="1810" w:type="dxa"/>
             <w:tcBorders/>
           </w:tcPr>
           <w:p>
@@ -2504,7 +2463,7 @@
         </w:trPr>
         <w:tc>
           <w:tcPr>
-            <w:tcW w:w="2426" w:type="dxa"/>
+            <w:tcW w:w="2425" w:type="dxa"/>
             <w:tcBorders>
               <w:bottom w:val="single" w:sz="4" w:space="0" w:color="000000"/>
             </w:tcBorders>
@@ -2586,7 +2545,7 @@
         </w:tc>
         <w:tc>
           <w:tcPr>
-            <w:tcW w:w="1809" w:type="dxa"/>
+            <w:tcW w:w="1810" w:type="dxa"/>
             <w:tcBorders>
               <w:bottom w:val="single" w:sz="4" w:space="0" w:color="000000"/>
             </w:tcBorders>
@@ -2619,7 +2578,7 @@
         </w:trPr>
         <w:tc>
           <w:tcPr>
-            <w:tcW w:w="2426" w:type="dxa"/>
+            <w:tcW w:w="2425" w:type="dxa"/>
             <w:tcBorders>
               <w:top w:val="single" w:sz="4" w:space="0" w:color="000000"/>
             </w:tcBorders>
@@ -2711,7 +2670,7 @@
         </w:tc>
         <w:tc>
           <w:tcPr>
-            <w:tcW w:w="1809" w:type="dxa"/>
+            <w:tcW w:w="1810" w:type="dxa"/>
             <w:tcBorders/>
           </w:tcPr>
           <w:p>
@@ -2818,16 +2777,7 @@
                 <w:szCs w:val="22"/>
                 <w:highlight w:val="yellow"/>
               </w:rPr>
-              <w:t>0</w:t>
-            </w:r>
-            <w:r>
-              <w:rPr>
-                <w:rFonts w:cs="Calibri" w:ascii="Raleway" w:hAnsi="Raleway" w:cstheme="minorHAnsi"/>
-                <w:sz w:val="22"/>
-                <w:szCs w:val="22"/>
-                <w:highlight w:val="yellow"/>
-              </w:rPr>
-              <w:t>3</w:t>
+              <w:t>03</w:t>
             </w:r>
             <w:r>
               <w:rPr>
@@ -3192,17 +3142,7 @@
           <w:highlight w:val="yellow"/>
           <w:u w:val="single"/>
         </w:rPr>
-        <w:t>Inteligencia Artificial/Computación Científica/</w:t>
-      </w:r>
-      <w:r>
-        <w:rPr>
-          <w:rFonts w:cs="Calibri" w:ascii="Raleway" w:hAnsi="Raleway" w:cstheme="minorHAnsi"/>
-          <w:sz w:val="22"/>
-          <w:szCs w:val="22"/>
-          <w:highlight w:val="yellow"/>
-          <w:u w:val="single"/>
-        </w:rPr>
-        <w:t>Física especulativa</w:t>
+        <w:t>Inteligencia Artificial/Computación Científica/Física especulativa</w:t>
       </w:r>
     </w:p>
     <w:p>
@@ -3333,6 +3273,7 @@
             <w:pPr>
               <w:pStyle w:val="Normal"/>
               <w:widowControl/>
+              <w:suppressAutoHyphens w:val="true"/>
               <w:spacing w:before="0" w:after="0"/>
               <w:jc w:val="center"/>
               <w:rPr>
@@ -3367,6 +3308,7 @@
             <w:pPr>
               <w:pStyle w:val="Normal"/>
               <w:widowControl/>
+              <w:suppressAutoHyphens w:val="true"/>
               <w:spacing w:before="0" w:after="0"/>
               <w:jc w:val="center"/>
               <w:rPr>
@@ -3401,6 +3343,7 @@
             <w:pPr>
               <w:pStyle w:val="Normal"/>
               <w:widowControl/>
+              <w:suppressAutoHyphens w:val="true"/>
               <w:spacing w:before="0" w:after="0"/>
               <w:jc w:val="center"/>
               <w:rPr>
@@ -3437,22 +3380,24 @@
             <w:pPr>
               <w:pStyle w:val="Normal"/>
               <w:widowControl/>
+              <w:suppressAutoHyphens w:val="true"/>
               <w:spacing w:before="0" w:after="0"/>
               <w:jc w:val="start"/>
               <w:rPr>
                 <w:rFonts w:ascii="Raleway" w:hAnsi="Raleway" w:cs="Calibri" w:cstheme="minorHAnsi"/>
-                <w:sz w:val="22"/>
-                <w:szCs w:val="22"/>
-              </w:rPr>
-            </w:pPr>
-            <w:r>
-              <w:rPr>
-                <w:rFonts w:eastAsia="Times New Roman" w:cs="Calibri" w:cstheme="minorHAnsi" w:ascii="Raleway" w:hAnsi="Raleway"/>
-                <w:kern w:val="0"/>
-                <w:sz w:val="22"/>
-                <w:szCs w:val="22"/>
-                <w:lang w:bidi="ar-SA"/>
-              </w:rPr>
+                <w:sz w:val="18"/>
+                <w:szCs w:val="18"/>
+              </w:rPr>
+            </w:pPr>
+            <w:bookmarkStart w:id="0" w:name="ctl00_Main_DisplayKardex1"/>
+            <w:bookmarkEnd w:id="0"/>
+            <w:r>
+              <w:rPr>
+                <w:rFonts w:cs="Calibri" w:cstheme="minorHAnsi" w:ascii="Raleway" w:hAnsi="Raleway"/>
+                <w:sz w:val="18"/>
+                <w:szCs w:val="18"/>
+              </w:rPr>
+              <w:t xml:space="preserve">TEMA SELECTO DE INGENIERÍA ELÉCTRICA (INFERENCIA ESTADÍSTICA) </w:t>
             </w:r>
           </w:p>
         </w:tc>
@@ -3465,6 +3410,7 @@
             <w:pPr>
               <w:pStyle w:val="Normal"/>
               <w:widowControl/>
+              <w:suppressAutoHyphens w:val="true"/>
               <w:spacing w:before="0" w:after="0"/>
               <w:jc w:val="start"/>
               <w:rPr>
@@ -3475,12 +3421,11 @@
             </w:pPr>
             <w:r>
               <w:rPr>
-                <w:rFonts w:eastAsia="Times New Roman" w:cs="Calibri" w:cstheme="minorHAnsi" w:ascii="Raleway" w:hAnsi="Raleway"/>
-                <w:kern w:val="0"/>
-                <w:sz w:val="22"/>
-                <w:szCs w:val="22"/>
-                <w:lang w:bidi="ar-SA"/>
-              </w:rPr>
+                <w:rFonts w:cs="Calibri" w:cstheme="minorHAnsi" w:ascii="Raleway" w:hAnsi="Raleway"/>
+                <w:sz w:val="22"/>
+                <w:szCs w:val="22"/>
+              </w:rPr>
+              <w:t>9</w:t>
             </w:r>
           </w:p>
         </w:tc>
@@ -3493,6 +3438,7 @@
             <w:pPr>
               <w:pStyle w:val="Normal"/>
               <w:widowControl/>
+              <w:suppressAutoHyphens w:val="true"/>
               <w:spacing w:before="0" w:after="0"/>
               <w:jc w:val="start"/>
               <w:rPr>
@@ -3503,12 +3449,11 @@
             </w:pPr>
             <w:r>
               <w:rPr>
-                <w:rFonts w:eastAsia="Times New Roman" w:cs="Calibri" w:cstheme="minorHAnsi" w:ascii="Raleway" w:hAnsi="Raleway"/>
-                <w:kern w:val="0"/>
-                <w:sz w:val="22"/>
-                <w:szCs w:val="22"/>
-                <w:lang w:bidi="ar-SA"/>
-              </w:rPr>
+                <w:rFonts w:cs="Calibri" w:cstheme="minorHAnsi" w:ascii="Raleway" w:hAnsi="Raleway"/>
+                <w:sz w:val="22"/>
+                <w:szCs w:val="22"/>
+              </w:rPr>
+              <w:t>9.5</w:t>
             </w:r>
           </w:p>
         </w:tc>
@@ -3524,22 +3469,24 @@
             <w:pPr>
               <w:pStyle w:val="Normal"/>
               <w:widowControl/>
+              <w:suppressAutoHyphens w:val="true"/>
               <w:spacing w:before="0" w:after="0"/>
               <w:jc w:val="start"/>
               <w:rPr>
                 <w:rFonts w:ascii="Raleway" w:hAnsi="Raleway" w:cs="Calibri" w:cstheme="minorHAnsi"/>
-                <w:sz w:val="22"/>
-                <w:szCs w:val="22"/>
-              </w:rPr>
-            </w:pPr>
-            <w:r>
-              <w:rPr>
-                <w:rFonts w:eastAsia="Times New Roman" w:cs="Calibri" w:cstheme="minorHAnsi" w:ascii="Raleway" w:hAnsi="Raleway"/>
-                <w:kern w:val="0"/>
-                <w:sz w:val="22"/>
-                <w:szCs w:val="22"/>
-                <w:lang w:bidi="ar-SA"/>
-              </w:rPr>
+                <w:sz w:val="18"/>
+                <w:szCs w:val="18"/>
+              </w:rPr>
+            </w:pPr>
+            <w:bookmarkStart w:id="1" w:name="ctl00_Main_DisplayKardex1_Copia_1"/>
+            <w:bookmarkEnd w:id="1"/>
+            <w:r>
+              <w:rPr>
+                <w:rFonts w:cs="Calibri" w:cstheme="minorHAnsi" w:ascii="Raleway" w:hAnsi="Raleway"/>
+                <w:sz w:val="18"/>
+                <w:szCs w:val="18"/>
+              </w:rPr>
+              <w:t xml:space="preserve">TEMA SELECTO DE INGENIERÍA ELÉCTRICA (PROCESAMIENTO DIGITAL DE SEÑALES EN TIEMPO REAL) </w:t>
             </w:r>
           </w:p>
         </w:tc>
@@ -3552,6 +3499,7 @@
             <w:pPr>
               <w:pStyle w:val="Normal"/>
               <w:widowControl/>
+              <w:suppressAutoHyphens w:val="true"/>
               <w:spacing w:before="0" w:after="0"/>
               <w:jc w:val="start"/>
               <w:rPr>
@@ -3562,12 +3510,11 @@
             </w:pPr>
             <w:r>
               <w:rPr>
-                <w:rFonts w:eastAsia="Times New Roman" w:cs="Calibri" w:cstheme="minorHAnsi" w:ascii="Raleway" w:hAnsi="Raleway"/>
-                <w:kern w:val="0"/>
-                <w:sz w:val="22"/>
-                <w:szCs w:val="22"/>
-                <w:lang w:bidi="ar-SA"/>
-              </w:rPr>
+                <w:rFonts w:cs="Calibri" w:cstheme="minorHAnsi" w:ascii="Raleway" w:hAnsi="Raleway"/>
+                <w:sz w:val="22"/>
+                <w:szCs w:val="22"/>
+              </w:rPr>
+              <w:t>9</w:t>
             </w:r>
           </w:p>
         </w:tc>
@@ -3580,6 +3527,7 @@
             <w:pPr>
               <w:pStyle w:val="Normal"/>
               <w:widowControl/>
+              <w:suppressAutoHyphens w:val="true"/>
               <w:spacing w:before="0" w:after="0"/>
               <w:jc w:val="start"/>
               <w:rPr>
@@ -3590,12 +3538,11 @@
             </w:pPr>
             <w:r>
               <w:rPr>
-                <w:rFonts w:eastAsia="Times New Roman" w:cs="Calibri" w:cstheme="minorHAnsi" w:ascii="Raleway" w:hAnsi="Raleway"/>
-                <w:kern w:val="0"/>
-                <w:sz w:val="22"/>
-                <w:szCs w:val="22"/>
-                <w:lang w:bidi="ar-SA"/>
-              </w:rPr>
+                <w:rFonts w:cs="Calibri" w:cstheme="minorHAnsi" w:ascii="Raleway" w:hAnsi="Raleway"/>
+                <w:sz w:val="22"/>
+                <w:szCs w:val="22"/>
+              </w:rPr>
+              <w:t>10</w:t>
             </w:r>
           </w:p>
         </w:tc>
@@ -3611,22 +3558,24 @@
             <w:pPr>
               <w:pStyle w:val="Normal"/>
               <w:widowControl/>
+              <w:suppressAutoHyphens w:val="true"/>
               <w:spacing w:before="0" w:after="0"/>
               <w:jc w:val="start"/>
               <w:rPr>
                 <w:rFonts w:ascii="Raleway" w:hAnsi="Raleway" w:cs="Calibri" w:cstheme="minorHAnsi"/>
-                <w:sz w:val="22"/>
-                <w:szCs w:val="22"/>
-              </w:rPr>
-            </w:pPr>
-            <w:r>
-              <w:rPr>
-                <w:rFonts w:eastAsia="Times New Roman" w:cs="Calibri" w:cstheme="minorHAnsi" w:ascii="Raleway" w:hAnsi="Raleway"/>
-                <w:kern w:val="0"/>
-                <w:sz w:val="22"/>
-                <w:szCs w:val="22"/>
-                <w:lang w:bidi="ar-SA"/>
-              </w:rPr>
+                <w:sz w:val="18"/>
+                <w:szCs w:val="18"/>
+              </w:rPr>
+            </w:pPr>
+            <w:bookmarkStart w:id="2" w:name="ctl00_Main_DisplayKardex1_Copia_2"/>
+            <w:bookmarkEnd w:id="2"/>
+            <w:r>
+              <w:rPr>
+                <w:rFonts w:cs="Calibri" w:cstheme="minorHAnsi" w:ascii="Raleway" w:hAnsi="Raleway"/>
+                <w:sz w:val="18"/>
+                <w:szCs w:val="18"/>
+              </w:rPr>
+              <w:t xml:space="preserve">PROCESAMIENTO DIGITAL DE IMÁGENES </w:t>
             </w:r>
           </w:p>
         </w:tc>
@@ -3639,6 +3588,7 @@
             <w:pPr>
               <w:pStyle w:val="Normal"/>
               <w:widowControl/>
+              <w:suppressAutoHyphens w:val="true"/>
               <w:spacing w:before="0" w:after="0"/>
               <w:jc w:val="start"/>
               <w:rPr>
@@ -3649,12 +3599,11 @@
             </w:pPr>
             <w:r>
               <w:rPr>
-                <w:rFonts w:eastAsia="Times New Roman" w:cs="Calibri" w:cstheme="minorHAnsi" w:ascii="Raleway" w:hAnsi="Raleway"/>
-                <w:kern w:val="0"/>
-                <w:sz w:val="22"/>
-                <w:szCs w:val="22"/>
-                <w:lang w:bidi="ar-SA"/>
-              </w:rPr>
+                <w:rFonts w:cs="Calibri" w:cstheme="minorHAnsi" w:ascii="Raleway" w:hAnsi="Raleway"/>
+                <w:sz w:val="22"/>
+                <w:szCs w:val="22"/>
+              </w:rPr>
+              <w:t>9</w:t>
             </w:r>
           </w:p>
         </w:tc>
@@ -3667,6 +3616,7 @@
             <w:pPr>
               <w:pStyle w:val="Normal"/>
               <w:widowControl/>
+              <w:suppressAutoHyphens w:val="true"/>
               <w:spacing w:before="0" w:after="0"/>
               <w:jc w:val="start"/>
               <w:rPr>
@@ -3677,12 +3627,11 @@
             </w:pPr>
             <w:r>
               <w:rPr>
-                <w:rFonts w:eastAsia="Times New Roman" w:cs="Calibri" w:cstheme="minorHAnsi" w:ascii="Raleway" w:hAnsi="Raleway"/>
-                <w:kern w:val="0"/>
-                <w:sz w:val="22"/>
-                <w:szCs w:val="22"/>
-                <w:lang w:bidi="ar-SA"/>
-              </w:rPr>
+                <w:rFonts w:cs="Calibri" w:cstheme="minorHAnsi" w:ascii="Raleway" w:hAnsi="Raleway"/>
+                <w:sz w:val="22"/>
+                <w:szCs w:val="22"/>
+              </w:rPr>
+              <w:t>8.5</w:t>
             </w:r>
           </w:p>
         </w:tc>
@@ -3698,22 +3647,24 @@
             <w:pPr>
               <w:pStyle w:val="Normal"/>
               <w:widowControl/>
+              <w:suppressAutoHyphens w:val="true"/>
               <w:spacing w:before="0" w:after="0"/>
               <w:jc w:val="start"/>
               <w:rPr>
                 <w:rFonts w:ascii="Raleway" w:hAnsi="Raleway" w:cs="Calibri" w:cstheme="minorHAnsi"/>
-                <w:sz w:val="22"/>
-                <w:szCs w:val="22"/>
-              </w:rPr>
-            </w:pPr>
-            <w:r>
-              <w:rPr>
-                <w:rFonts w:eastAsia="Times New Roman" w:cs="Calibri" w:cstheme="minorHAnsi" w:ascii="Raleway" w:hAnsi="Raleway"/>
-                <w:kern w:val="0"/>
-                <w:sz w:val="22"/>
-                <w:szCs w:val="22"/>
-                <w:lang w:bidi="ar-SA"/>
-              </w:rPr>
+                <w:sz w:val="18"/>
+                <w:szCs w:val="18"/>
+              </w:rPr>
+            </w:pPr>
+            <w:bookmarkStart w:id="3" w:name="ctl00_Main_DisplayKardex1_Copia_3"/>
+            <w:bookmarkEnd w:id="3"/>
+            <w:r>
+              <w:rPr>
+                <w:rFonts w:cs="Calibri" w:cstheme="minorHAnsi" w:ascii="Raleway" w:hAnsi="Raleway"/>
+                <w:sz w:val="18"/>
+                <w:szCs w:val="18"/>
+              </w:rPr>
+              <w:t xml:space="preserve">SISTEMAS DINÁMICOS LINEALES </w:t>
             </w:r>
           </w:p>
         </w:tc>
@@ -3726,6 +3677,7 @@
             <w:pPr>
               <w:pStyle w:val="Normal"/>
               <w:widowControl/>
+              <w:suppressAutoHyphens w:val="true"/>
               <w:spacing w:before="0" w:after="0"/>
               <w:jc w:val="start"/>
               <w:rPr>
@@ -3736,12 +3688,11 @@
             </w:pPr>
             <w:r>
               <w:rPr>
-                <w:rFonts w:eastAsia="Times New Roman" w:cs="Calibri" w:cstheme="minorHAnsi" w:ascii="Raleway" w:hAnsi="Raleway"/>
-                <w:kern w:val="0"/>
-                <w:sz w:val="22"/>
-                <w:szCs w:val="22"/>
-                <w:lang w:bidi="ar-SA"/>
-              </w:rPr>
+                <w:rFonts w:cs="Calibri" w:cstheme="minorHAnsi" w:ascii="Raleway" w:hAnsi="Raleway"/>
+                <w:sz w:val="22"/>
+                <w:szCs w:val="22"/>
+              </w:rPr>
+              <w:t>9</w:t>
             </w:r>
           </w:p>
         </w:tc>
@@ -3754,6 +3705,7 @@
             <w:pPr>
               <w:pStyle w:val="Normal"/>
               <w:widowControl/>
+              <w:suppressAutoHyphens w:val="true"/>
               <w:spacing w:before="0" w:after="0"/>
               <w:jc w:val="start"/>
               <w:rPr>
@@ -3764,12 +3716,11 @@
             </w:pPr>
             <w:r>
               <w:rPr>
-                <w:rFonts w:eastAsia="Times New Roman" w:cs="Calibri" w:cstheme="minorHAnsi" w:ascii="Raleway" w:hAnsi="Raleway"/>
-                <w:kern w:val="0"/>
-                <w:sz w:val="22"/>
-                <w:szCs w:val="22"/>
-                <w:lang w:bidi="ar-SA"/>
-              </w:rPr>
+                <w:rFonts w:cs="Calibri" w:cstheme="minorHAnsi" w:ascii="Raleway" w:hAnsi="Raleway"/>
+                <w:sz w:val="22"/>
+                <w:szCs w:val="22"/>
+              </w:rPr>
+              <w:t>8.0</w:t>
             </w:r>
           </w:p>
         </w:tc>
@@ -3822,7 +3773,7 @@
           <w:szCs w:val="22"/>
           <w:highlight w:val="yellow"/>
         </w:rPr>
-        <w:t>X</w:t>
+        <w:t>9.0</w:t>
       </w:r>
     </w:p>
     <w:p>
@@ -3876,7 +3827,7 @@
           <w:szCs w:val="22"/>
           <w:highlight w:val="yellow"/>
         </w:rPr>
-        <w:t>X</w:t>
+        <w:t>8.62</w:t>
       </w:r>
     </w:p>
     <w:p>
@@ -3890,112 +3841,13 @@
       </w:pPr>
       <w:r>
         <w:rPr>
-          <w:rFonts w:cs="Calibri" w:cstheme="minorHAnsi" w:ascii="Raleway" w:hAnsi="Raleway"/>
+          <w:rFonts w:ascii="Raleway" w:hAnsi="Raleway"/>
           <w:sz w:val="22"/>
           <w:szCs w:val="22"/>
         </w:rPr>
       </w:r>
-    </w:p>
-    <w:p>
-      <w:pPr>
-        <w:pStyle w:val="Heading2"/>
-        <w:rPr>
-          <w:rFonts w:ascii="Raleway" w:hAnsi="Raleway" w:cs="Calibri" w:cstheme="minorHAnsi"/>
-          <w:sz w:val="22"/>
-          <w:szCs w:val="22"/>
-        </w:rPr>
-      </w:pPr>
       <w:r>
-        <w:rPr>
-          <w:rFonts w:cs="Calibri" w:cstheme="minorHAnsi" w:ascii="Raleway" w:hAnsi="Raleway"/>
-          <w:sz w:val="22"/>
-          <w:szCs w:val="22"/>
-        </w:rPr>
-      </w:r>
-    </w:p>
-    <w:p>
-      <w:pPr>
-        <w:pStyle w:val="Normal"/>
-        <w:rPr>
-          <w:rFonts w:ascii="Raleway" w:hAnsi="Raleway"/>
-          <w:sz w:val="22"/>
-          <w:szCs w:val="22"/>
-        </w:rPr>
-      </w:pPr>
-      <w:r>
-        <w:rPr>
-          <w:rFonts w:ascii="Raleway" w:hAnsi="Raleway"/>
-          <w:sz w:val="22"/>
-          <w:szCs w:val="22"/>
-        </w:rPr>
-      </w:r>
-    </w:p>
-    <w:p>
-      <w:pPr>
-        <w:pStyle w:val="Normal"/>
-        <w:rPr>
-          <w:rFonts w:ascii="Raleway" w:hAnsi="Raleway"/>
-          <w:sz w:val="22"/>
-          <w:szCs w:val="22"/>
-        </w:rPr>
-      </w:pPr>
-      <w:r>
-        <w:rPr>
-          <w:rFonts w:ascii="Raleway" w:hAnsi="Raleway"/>
-          <w:sz w:val="22"/>
-          <w:szCs w:val="22"/>
-        </w:rPr>
-      </w:r>
-    </w:p>
-    <w:p>
-      <w:pPr>
-        <w:pStyle w:val="Normal"/>
-        <w:rPr>
-          <w:rFonts w:ascii="Raleway" w:hAnsi="Raleway"/>
-          <w:sz w:val="22"/>
-          <w:szCs w:val="22"/>
-        </w:rPr>
-      </w:pPr>
-      <w:r>
-        <w:rPr>
-          <w:rFonts w:ascii="Raleway" w:hAnsi="Raleway"/>
-          <w:sz w:val="22"/>
-          <w:szCs w:val="22"/>
-        </w:rPr>
-      </w:r>
-    </w:p>
-    <w:p>
-      <w:pPr>
-        <w:pStyle w:val="Normal"/>
-        <w:rPr>
-          <w:rFonts w:ascii="Raleway" w:hAnsi="Raleway"/>
-          <w:sz w:val="22"/>
-          <w:szCs w:val="22"/>
-        </w:rPr>
-      </w:pPr>
-      <w:r>
-        <w:rPr>
-          <w:rFonts w:ascii="Raleway" w:hAnsi="Raleway"/>
-          <w:sz w:val="22"/>
-          <w:szCs w:val="22"/>
-        </w:rPr>
-      </w:r>
-    </w:p>
-    <w:p>
-      <w:pPr>
-        <w:pStyle w:val="Normal"/>
-        <w:rPr>
-          <w:rFonts w:ascii="Raleway" w:hAnsi="Raleway"/>
-          <w:sz w:val="22"/>
-          <w:szCs w:val="22"/>
-        </w:rPr>
-      </w:pPr>
-      <w:r>
-        <w:rPr>
-          <w:rFonts w:ascii="Raleway" w:hAnsi="Raleway"/>
-          <w:sz w:val="22"/>
-          <w:szCs w:val="22"/>
-        </w:rPr>
+        <w:br w:type="page"/>
       </w:r>
     </w:p>
     <w:p>
@@ -4035,41 +3887,7 @@
           <w:sz w:val="22"/>
           <w:szCs w:val="22"/>
         </w:rPr>
-      </w:r>
-    </w:p>
-    <w:p>
-      <w:pPr>
-        <w:pStyle w:val="Normal"/>
-        <w:rPr>
-          <w:rFonts w:ascii="Raleway" w:hAnsi="Raleway" w:cs="Calibri" w:cstheme="minorHAnsi"/>
-          <w:sz w:val="22"/>
-          <w:szCs w:val="22"/>
-        </w:rPr>
-      </w:pPr>
-      <w:r>
-        <w:rPr>
-          <w:rFonts w:cs="Calibri" w:ascii="Raleway" w:hAnsi="Raleway" w:cstheme="minorHAnsi"/>
-          <w:sz w:val="22"/>
-          <w:szCs w:val="22"/>
-        </w:rPr>
-        <w:t>Reportar sus actividades como congresos, clases impartidas, artículos en la plataforma del SECIHTI.</w:t>
-      </w:r>
-    </w:p>
-    <w:p>
-      <w:pPr>
-        <w:pStyle w:val="Normal"/>
-        <w:rPr>
-          <w:rFonts w:ascii="Raleway" w:hAnsi="Raleway" w:cs="Calibri" w:cstheme="minorHAnsi"/>
-          <w:sz w:val="22"/>
-          <w:szCs w:val="22"/>
-        </w:rPr>
-      </w:pPr>
-      <w:r>
-        <w:rPr>
-          <w:rFonts w:cs="Calibri" w:cstheme="minorHAnsi" w:ascii="Raleway" w:hAnsi="Raleway"/>
-          <w:sz w:val="22"/>
-          <w:szCs w:val="22"/>
-        </w:rPr>
+        <w:t>---</w:t>
       </w:r>
     </w:p>
     <w:p>
@@ -4127,6 +3945,7 @@
           <w:sz w:val="22"/>
           <w:szCs w:val="22"/>
         </w:rPr>
+        <w:t>---</w:t>
       </w:r>
     </w:p>
     <w:p>
@@ -4184,6 +4003,7 @@
           <w:sz w:val="22"/>
           <w:szCs w:val="22"/>
         </w:rPr>
+        <w:t>---</w:t>
       </w:r>
     </w:p>
     <w:p>
@@ -4364,14 +4184,14 @@
         <w:tblLook w:firstRow="1" w:noVBand="1" w:lastRow="0" w:firstColumn="1" w:lastColumn="0" w:noHBand="0" w:val="04a0"/>
       </w:tblPr>
       <w:tblGrid>
-        <w:gridCol w:w="6657"/>
-        <w:gridCol w:w="1837"/>
+        <w:gridCol w:w="6656"/>
+        <w:gridCol w:w="1838"/>
       </w:tblGrid>
       <w:tr>
         <w:trPr/>
         <w:tc>
           <w:tcPr>
-            <w:tcW w:w="6657" w:type="dxa"/>
+            <w:tcW w:w="6656" w:type="dxa"/>
             <w:tcBorders/>
             <w:shd w:color="auto" w:fill="BFBFBF" w:themeFill="background1" w:themeFillShade="bf" w:val="clear"/>
           </w:tcPr>
@@ -4379,6 +4199,7 @@
             <w:pPr>
               <w:pStyle w:val="Normal"/>
               <w:widowControl/>
+              <w:suppressAutoHyphens w:val="true"/>
               <w:spacing w:before="0" w:after="0"/>
               <w:jc w:val="center"/>
               <w:rPr>
@@ -4405,7 +4226,7 @@
         </w:tc>
         <w:tc>
           <w:tcPr>
-            <w:tcW w:w="1837" w:type="dxa"/>
+            <w:tcW w:w="1838" w:type="dxa"/>
             <w:tcBorders/>
             <w:shd w:color="auto" w:fill="BFBFBF" w:themeFill="background1" w:themeFillShade="bf" w:val="clear"/>
           </w:tcPr>
@@ -4413,6 +4234,7 @@
             <w:pPr>
               <w:pStyle w:val="Normal"/>
               <w:widowControl/>
+              <w:suppressAutoHyphens w:val="true"/>
               <w:spacing w:before="0" w:after="0"/>
               <w:jc w:val="center"/>
               <w:rPr>
@@ -4442,13 +4264,14 @@
         <w:trPr/>
         <w:tc>
           <w:tcPr>
-            <w:tcW w:w="6657" w:type="dxa"/>
+            <w:tcW w:w="6656" w:type="dxa"/>
             <w:tcBorders/>
           </w:tcPr>
           <w:p>
             <w:pPr>
               <w:pStyle w:val="Normal"/>
               <w:widowControl/>
+              <w:suppressAutoHyphens w:val="true"/>
               <w:spacing w:before="0" w:after="0"/>
               <w:jc w:val="start"/>
               <w:rPr>
@@ -4459,7 +4282,7 @@
             </w:pPr>
             <w:r>
               <w:rPr>
-                <w:rFonts w:eastAsia="Times New Roman" w:cs="Calibri" w:cstheme="minorHAnsi" w:ascii="Raleway" w:hAnsi="Raleway"/>
+                <w:rFonts w:eastAsia="Times New Roman" w:cs="Calibri" w:ascii="Raleway" w:hAnsi="Raleway" w:cstheme="minorHAnsi"/>
                 <w:kern w:val="0"/>
                 <w:sz w:val="22"/>
                 <w:szCs w:val="22"/>
@@ -4471,13 +4294,14 @@
         </w:tc>
         <w:tc>
           <w:tcPr>
-            <w:tcW w:w="1837" w:type="dxa"/>
+            <w:tcW w:w="1838" w:type="dxa"/>
             <w:tcBorders/>
           </w:tcPr>
           <w:p>
             <w:pPr>
               <w:pStyle w:val="Normal"/>
               <w:widowControl/>
+              <w:suppressAutoHyphens w:val="true"/>
               <w:spacing w:before="0" w:after="0"/>
               <w:jc w:val="start"/>
               <w:rPr>
@@ -4488,13 +4312,13 @@
             </w:pPr>
             <w:r>
               <w:rPr>
-                <w:rFonts w:eastAsia="Times New Roman" w:cs="Calibri" w:cstheme="minorHAnsi" w:ascii="Raleway" w:hAnsi="Raleway"/>
+                <w:rFonts w:eastAsia="Times New Roman" w:cs="Calibri" w:ascii="Raleway" w:hAnsi="Raleway" w:cstheme="minorHAnsi"/>
                 <w:kern w:val="0"/>
                 <w:sz w:val="22"/>
                 <w:szCs w:val="22"/>
                 <w:lang w:bidi="ar-SA"/>
               </w:rPr>
-              <w:t>0</w:t>
+              <w:t>1</w:t>
             </w:r>
           </w:p>
         </w:tc>
@@ -4503,13 +4327,14 @@
         <w:trPr/>
         <w:tc>
           <w:tcPr>
-            <w:tcW w:w="6657" w:type="dxa"/>
+            <w:tcW w:w="6656" w:type="dxa"/>
             <w:tcBorders/>
           </w:tcPr>
           <w:p>
             <w:pPr>
               <w:pStyle w:val="Normal"/>
               <w:widowControl/>
+              <w:suppressAutoHyphens w:val="true"/>
               <w:spacing w:before="0" w:after="0"/>
               <w:jc w:val="start"/>
               <w:rPr>
@@ -4520,7 +4345,7 @@
             </w:pPr>
             <w:r>
               <w:rPr>
-                <w:rFonts w:eastAsia="Times New Roman" w:cs="Calibri" w:cstheme="minorHAnsi" w:ascii="Raleway" w:hAnsi="Raleway"/>
+                <w:rFonts w:eastAsia="Times New Roman" w:cs="Calibri" w:ascii="Raleway" w:hAnsi="Raleway" w:cstheme="minorHAnsi"/>
                 <w:kern w:val="0"/>
                 <w:sz w:val="22"/>
                 <w:szCs w:val="22"/>
@@ -4532,13 +4357,14 @@
         </w:tc>
         <w:tc>
           <w:tcPr>
-            <w:tcW w:w="1837" w:type="dxa"/>
+            <w:tcW w:w="1838" w:type="dxa"/>
             <w:tcBorders/>
           </w:tcPr>
           <w:p>
             <w:pPr>
               <w:pStyle w:val="Normal"/>
               <w:widowControl/>
+              <w:suppressAutoHyphens w:val="true"/>
               <w:spacing w:before="0" w:after="0"/>
               <w:jc w:val="start"/>
               <w:rPr>
@@ -4549,13 +4375,13 @@
             </w:pPr>
             <w:r>
               <w:rPr>
-                <w:rFonts w:eastAsia="Times New Roman" w:cs="Calibri" w:cstheme="minorHAnsi" w:ascii="Raleway" w:hAnsi="Raleway"/>
+                <w:rFonts w:eastAsia="Times New Roman" w:cs="Calibri" w:ascii="Raleway" w:hAnsi="Raleway" w:cstheme="minorHAnsi"/>
                 <w:kern w:val="0"/>
                 <w:sz w:val="22"/>
                 <w:szCs w:val="22"/>
                 <w:lang w:bidi="ar-SA"/>
               </w:rPr>
-              <w:t>0</w:t>
+              <w:t>9</w:t>
             </w:r>
           </w:p>
         </w:tc>
@@ -4644,8 +4470,8 @@
       <w:tblGrid>
         <w:gridCol w:w="4477"/>
         <w:gridCol w:w="816"/>
-        <w:gridCol w:w="817"/>
-        <w:gridCol w:w="818"/>
+        <w:gridCol w:w="816"/>
+        <w:gridCol w:w="819"/>
         <w:gridCol w:w="817"/>
         <w:gridCol w:w="817"/>
       </w:tblGrid>
@@ -4667,7 +4493,7 @@
           </w:tcPr>
           <w:p>
             <w:pPr>
-              <w:pStyle w:val="Contenidodelatablauser"/>
+              <w:pStyle w:val="Contenidodelatabla"/>
               <w:jc w:val="center"/>
               <w:rPr>
                 <w:rFonts w:ascii="Raleway" w:hAnsi="Raleway" w:cs="Calibri"/>
@@ -4703,7 +4529,7 @@
           </w:tcPr>
           <w:p>
             <w:pPr>
-              <w:pStyle w:val="Contenidodelatablauser"/>
+              <w:pStyle w:val="Contenidodelatabla"/>
               <w:jc w:val="center"/>
               <w:rPr>
                 <w:rFonts w:ascii="Raleway" w:hAnsi="Raleway" w:cs="Calibri"/>
@@ -4745,7 +4571,7 @@
           </w:tcPr>
           <w:p>
             <w:pPr>
-              <w:pStyle w:val="Contenidodelatablauser"/>
+              <w:pStyle w:val="Contenidodelatabla"/>
               <w:jc w:val="center"/>
               <w:rPr>
                 <w:rFonts w:ascii="Raleway" w:hAnsi="Raleway" w:cs="Calibri"/>
@@ -4781,7 +4607,7 @@
           </w:tcPr>
           <w:p>
             <w:pPr>
-              <w:pStyle w:val="Contenidodelatablauser"/>
+              <w:pStyle w:val="Contenidodelatabla"/>
               <w:jc w:val="center"/>
               <w:rPr>
                 <w:rFonts w:ascii="Raleway" w:hAnsi="Raleway" w:cs="Calibri"/>
@@ -4807,7 +4633,7 @@
         </w:tc>
         <w:tc>
           <w:tcPr>
-            <w:tcW w:w="817" w:type="dxa"/>
+            <w:tcW w:w="816" w:type="dxa"/>
             <w:tcBorders>
               <w:top w:val="single" w:sz="4" w:space="0" w:color="FFFFD7"/>
               <w:start w:val="single" w:sz="4" w:space="0" w:color="FFFFD7"/>
@@ -4818,7 +4644,7 @@
           </w:tcPr>
           <w:p>
             <w:pPr>
-              <w:pStyle w:val="Contenidodelatablauser"/>
+              <w:pStyle w:val="Contenidodelatabla"/>
               <w:jc w:val="center"/>
               <w:rPr>
                 <w:rFonts w:ascii="Raleway" w:hAnsi="Raleway" w:cs="Calibri"/>
@@ -4844,7 +4670,7 @@
         </w:tc>
         <w:tc>
           <w:tcPr>
-            <w:tcW w:w="818" w:type="dxa"/>
+            <w:tcW w:w="819" w:type="dxa"/>
             <w:tcBorders>
               <w:top w:val="single" w:sz="4" w:space="0" w:color="FFFFD7"/>
               <w:start w:val="single" w:sz="4" w:space="0" w:color="FFFFD7"/>
@@ -4855,7 +4681,7 @@
           </w:tcPr>
           <w:p>
             <w:pPr>
-              <w:pStyle w:val="Contenidodelatablauser"/>
+              <w:pStyle w:val="Contenidodelatabla"/>
               <w:jc w:val="center"/>
               <w:rPr>
                 <w:rFonts w:ascii="Raleway" w:hAnsi="Raleway" w:cs="Calibri"/>
@@ -4893,7 +4719,7 @@
           </w:tcPr>
           <w:p>
             <w:pPr>
-              <w:pStyle w:val="Contenidodelatablauser"/>
+              <w:pStyle w:val="Contenidodelatabla"/>
               <w:jc w:val="center"/>
               <w:rPr>
                 <w:rFonts w:ascii="Raleway" w:hAnsi="Raleway" w:cs="Calibri"/>
@@ -4929,7 +4755,7 @@
           </w:tcPr>
           <w:p>
             <w:pPr>
-              <w:pStyle w:val="Contenidodelatablauser"/>
+              <w:pStyle w:val="Contenidodelatabla"/>
               <w:jc w:val="center"/>
               <w:rPr>
                 <w:rFonts w:ascii="Raleway" w:hAnsi="Raleway" w:cs="Calibri"/>
@@ -5042,7 +4868,7 @@
         </w:tc>
         <w:tc>
           <w:tcPr>
-            <w:tcW w:w="817" w:type="dxa"/>
+            <w:tcW w:w="816" w:type="dxa"/>
             <w:tcBorders>
               <w:top w:val="single" w:sz="4" w:space="0" w:color="50200C"/>
               <w:start w:val="single" w:sz="4" w:space="0" w:color="50200C"/>
@@ -5078,11 +4904,17 @@
                 <w:szCs w:val="20"/>
                 <w:lang w:bidi="ar-SA"/>
               </w:rPr>
-              <w:t>12</w:t>
-            </w:r>
-            <w:r>
-              <w:rPr>
-                <w:rFonts w:eastAsia="Times New Roman" w:cs="Calibri" w:ascii="Consolas" w:hAnsi="Consolas" w:cstheme="minorHAnsi"/>
+              <w:t>12:00</w:t>
+            </w:r>
+          </w:p>
+          <w:p>
+            <w:pPr>
+              <w:pStyle w:val="Normal"/>
+              <w:widowControl/>
+              <w:spacing w:before="0" w:after="0"/>
+              <w:jc w:val="center"/>
+              <w:rPr>
+                <w:rFonts w:ascii="Consolas" w:hAnsi="Consolas" w:eastAsia="Times New Roman" w:cs="Calibri" w:cstheme="minorHAnsi"/>
                 <w:b/>
                 <w:bCs/>
                 <w:color w:val="0F0BBB"/>
@@ -5091,17 +4923,10 @@
                 <w:szCs w:val="20"/>
                 <w:lang w:bidi="ar-SA"/>
               </w:rPr>
-              <w:t>:00</w:t>
-            </w:r>
-          </w:p>
-          <w:p>
-            <w:pPr>
-              <w:pStyle w:val="Normal"/>
-              <w:widowControl/>
-              <w:spacing w:before="0" w:after="0"/>
-              <w:jc w:val="center"/>
-              <w:rPr>
-                <w:rFonts w:ascii="Consolas" w:hAnsi="Consolas" w:eastAsia="Times New Roman" w:cs="Calibri" w:cstheme="minorHAnsi"/>
+            </w:pPr>
+            <w:r>
+              <w:rPr>
+                <w:rFonts w:eastAsia="Times New Roman" w:cs="Calibri" w:ascii="Consolas" w:hAnsi="Consolas" w:cstheme="minorHAnsi"/>
                 <w:b/>
                 <w:bCs/>
                 <w:color w:val="0F0BBB"/>
@@ -5110,10 +4935,17 @@
                 <w:szCs w:val="20"/>
                 <w:lang w:bidi="ar-SA"/>
               </w:rPr>
-            </w:pPr>
-            <w:r>
-              <w:rPr>
-                <w:rFonts w:eastAsia="Times New Roman" w:cs="Calibri" w:ascii="Consolas" w:hAnsi="Consolas" w:cstheme="minorHAnsi"/>
+              <w:t>a</w:t>
+            </w:r>
+          </w:p>
+          <w:p>
+            <w:pPr>
+              <w:pStyle w:val="Normal"/>
+              <w:widowControl/>
+              <w:spacing w:before="0" w:after="0"/>
+              <w:jc w:val="center"/>
+              <w:rPr>
+                <w:rFonts w:ascii="Consolas" w:hAnsi="Consolas" w:eastAsia="Times New Roman" w:cs="Calibri" w:cstheme="minorHAnsi"/>
                 <w:b/>
                 <w:bCs/>
                 <w:color w:val="0F0BBB"/>
@@ -5122,17 +4954,10 @@
                 <w:szCs w:val="20"/>
                 <w:lang w:bidi="ar-SA"/>
               </w:rPr>
-              <w:t>a</w:t>
-            </w:r>
-          </w:p>
-          <w:p>
-            <w:pPr>
-              <w:pStyle w:val="Normal"/>
-              <w:widowControl/>
-              <w:spacing w:before="0" w:after="0"/>
-              <w:jc w:val="center"/>
-              <w:rPr>
-                <w:rFonts w:ascii="Consolas" w:hAnsi="Consolas" w:eastAsia="Times New Roman" w:cs="Calibri" w:cstheme="minorHAnsi"/>
+            </w:pPr>
+            <w:r>
+              <w:rPr>
+                <w:rFonts w:eastAsia="Times New Roman" w:cs="Calibri" w:ascii="Consolas" w:hAnsi="Consolas" w:cstheme="minorHAnsi"/>
                 <w:b/>
                 <w:bCs/>
                 <w:color w:val="0F0BBB"/>
@@ -5141,38 +4966,13 @@
                 <w:szCs w:val="20"/>
                 <w:lang w:bidi="ar-SA"/>
               </w:rPr>
-            </w:pPr>
-            <w:r>
-              <w:rPr>
-                <w:rFonts w:eastAsia="Times New Roman" w:cs="Calibri" w:ascii="Consolas" w:hAnsi="Consolas" w:cstheme="minorHAnsi"/>
-                <w:b/>
-                <w:bCs/>
-                <w:color w:val="0F0BBB"/>
-                <w:kern w:val="0"/>
-                <w:sz w:val="20"/>
-                <w:szCs w:val="20"/>
-                <w:lang w:bidi="ar-SA"/>
-              </w:rPr>
-              <w:t>14</w:t>
-            </w:r>
-            <w:r>
-              <w:rPr>
-                <w:rFonts w:eastAsia="Times New Roman" w:cs="Calibri" w:ascii="Consolas" w:hAnsi="Consolas" w:cstheme="minorHAnsi"/>
-                <w:b/>
-                <w:bCs/>
-                <w:color w:val="0F0BBB"/>
-                <w:kern w:val="0"/>
-                <w:sz w:val="20"/>
-                <w:szCs w:val="20"/>
-                <w:lang w:bidi="ar-SA"/>
-              </w:rPr>
-              <w:t>:00</w:t>
-            </w:r>
-          </w:p>
-        </w:tc>
-        <w:tc>
-          <w:tcPr>
-            <w:tcW w:w="818" w:type="dxa"/>
+              <w:t>14:00</w:t>
+            </w:r>
+          </w:p>
+        </w:tc>
+        <w:tc>
+          <w:tcPr>
+            <w:tcW w:w="819" w:type="dxa"/>
             <w:tcBorders>
               <w:top w:val="single" w:sz="4" w:space="0" w:color="50200C"/>
               <w:start w:val="single" w:sz="4" w:space="0" w:color="50200C"/>
@@ -5208,11 +5008,17 @@
                 <w:szCs w:val="20"/>
                 <w:lang w:bidi="ar-SA"/>
               </w:rPr>
-              <w:t>13</w:t>
-            </w:r>
-            <w:r>
-              <w:rPr>
-                <w:rFonts w:eastAsia="Times New Roman" w:cs="Calibri" w:ascii="Consolas" w:hAnsi="Consolas" w:cstheme="minorHAnsi"/>
+              <w:t>13:00</w:t>
+            </w:r>
+          </w:p>
+          <w:p>
+            <w:pPr>
+              <w:pStyle w:val="Normal"/>
+              <w:widowControl/>
+              <w:spacing w:before="0" w:after="0"/>
+              <w:jc w:val="center"/>
+              <w:rPr>
+                <w:rFonts w:ascii="Consolas" w:hAnsi="Consolas" w:eastAsia="Times New Roman" w:cs="Calibri" w:cstheme="minorHAnsi"/>
                 <w:b/>
                 <w:bCs/>
                 <w:color w:val="0F0BBB"/>
@@ -5221,17 +5027,10 @@
                 <w:szCs w:val="20"/>
                 <w:lang w:bidi="ar-SA"/>
               </w:rPr>
-              <w:t>:00</w:t>
-            </w:r>
-          </w:p>
-          <w:p>
-            <w:pPr>
-              <w:pStyle w:val="Normal"/>
-              <w:widowControl/>
-              <w:spacing w:before="0" w:after="0"/>
-              <w:jc w:val="center"/>
-              <w:rPr>
-                <w:rFonts w:ascii="Consolas" w:hAnsi="Consolas" w:eastAsia="Times New Roman" w:cs="Calibri" w:cstheme="minorHAnsi"/>
+            </w:pPr>
+            <w:r>
+              <w:rPr>
+                <w:rFonts w:eastAsia="Times New Roman" w:cs="Calibri" w:ascii="Consolas" w:hAnsi="Consolas" w:cstheme="minorHAnsi"/>
                 <w:b/>
                 <w:bCs/>
                 <w:color w:val="0F0BBB"/>
@@ -5240,10 +5039,17 @@
                 <w:szCs w:val="20"/>
                 <w:lang w:bidi="ar-SA"/>
               </w:rPr>
-            </w:pPr>
-            <w:r>
-              <w:rPr>
-                <w:rFonts w:eastAsia="Times New Roman" w:cs="Calibri" w:ascii="Consolas" w:hAnsi="Consolas" w:cstheme="minorHAnsi"/>
+              <w:t>a</w:t>
+            </w:r>
+          </w:p>
+          <w:p>
+            <w:pPr>
+              <w:pStyle w:val="Normal"/>
+              <w:widowControl/>
+              <w:spacing w:before="0" w:after="0"/>
+              <w:jc w:val="center"/>
+              <w:rPr>
+                <w:rFonts w:ascii="Consolas" w:hAnsi="Consolas" w:eastAsia="Times New Roman" w:cs="Calibri" w:cstheme="minorHAnsi"/>
                 <w:b/>
                 <w:bCs/>
                 <w:color w:val="0F0BBB"/>
@@ -5252,17 +5058,10 @@
                 <w:szCs w:val="20"/>
                 <w:lang w:bidi="ar-SA"/>
               </w:rPr>
-              <w:t>a</w:t>
-            </w:r>
-          </w:p>
-          <w:p>
-            <w:pPr>
-              <w:pStyle w:val="Normal"/>
-              <w:widowControl/>
-              <w:spacing w:before="0" w:after="0"/>
-              <w:jc w:val="center"/>
-              <w:rPr>
-                <w:rFonts w:ascii="Consolas" w:hAnsi="Consolas" w:eastAsia="Times New Roman" w:cs="Calibri" w:cstheme="minorHAnsi"/>
+            </w:pPr>
+            <w:r>
+              <w:rPr>
+                <w:rFonts w:eastAsia="Times New Roman" w:cs="Calibri" w:ascii="Consolas" w:hAnsi="Consolas" w:cstheme="minorHAnsi"/>
                 <w:b/>
                 <w:bCs/>
                 <w:color w:val="0F0BBB"/>
@@ -5271,45 +5070,7 @@
                 <w:szCs w:val="20"/>
                 <w:lang w:bidi="ar-SA"/>
               </w:rPr>
-            </w:pPr>
-            <w:r>
-              <w:rPr>
-                <w:rFonts w:eastAsia="Times New Roman" w:cs="Calibri" w:ascii="Consolas" w:hAnsi="Consolas" w:cstheme="minorHAnsi"/>
-                <w:b/>
-                <w:bCs/>
-                <w:color w:val="0F0BBB"/>
-                <w:kern w:val="0"/>
-                <w:sz w:val="20"/>
-                <w:szCs w:val="20"/>
-                <w:lang w:bidi="ar-SA"/>
-              </w:rPr>
-              <w:t>1</w:t>
-            </w:r>
-            <w:r>
-              <w:rPr>
-                <w:rFonts w:eastAsia="Times New Roman" w:cs="Calibri" w:ascii="Consolas" w:hAnsi="Consolas" w:cstheme="minorHAnsi"/>
-                <w:b/>
-                <w:bCs/>
-                <w:color w:val="0F0BBB"/>
-                <w:kern w:val="0"/>
-                <w:sz w:val="20"/>
-                <w:szCs w:val="20"/>
-                <w:lang w:bidi="ar-SA"/>
-              </w:rPr>
-              <w:t>4</w:t>
-            </w:r>
-            <w:r>
-              <w:rPr>
-                <w:rFonts w:eastAsia="Times New Roman" w:cs="Calibri" w:ascii="Consolas" w:hAnsi="Consolas" w:cstheme="minorHAnsi"/>
-                <w:b/>
-                <w:bCs/>
-                <w:color w:val="0F0BBB"/>
-                <w:kern w:val="0"/>
-                <w:sz w:val="20"/>
-                <w:szCs w:val="20"/>
-                <w:lang w:bidi="ar-SA"/>
-              </w:rPr>
-              <w:t>:00</w:t>
+              <w:t>14:00</w:t>
             </w:r>
           </w:p>
         </w:tc>
@@ -5393,11 +5154,17 @@
                 <w:szCs w:val="20"/>
                 <w:lang w:bidi="ar-SA"/>
               </w:rPr>
-              <w:t>12</w:t>
-            </w:r>
-            <w:r>
-              <w:rPr>
-                <w:rFonts w:eastAsia="Times New Roman" w:cs="Calibri" w:ascii="Consolas" w:hAnsi="Consolas" w:cstheme="minorHAnsi"/>
+              <w:t>12:00</w:t>
+            </w:r>
+          </w:p>
+          <w:p>
+            <w:pPr>
+              <w:pStyle w:val="Normal"/>
+              <w:widowControl/>
+              <w:spacing w:before="0" w:after="0"/>
+              <w:jc w:val="center"/>
+              <w:rPr>
+                <w:rFonts w:ascii="Consolas" w:hAnsi="Consolas" w:eastAsia="Times New Roman" w:cs="Calibri" w:cstheme="minorHAnsi"/>
                 <w:b/>
                 <w:bCs/>
                 <w:color w:val="0F0BBB"/>
@@ -5406,17 +5173,10 @@
                 <w:szCs w:val="20"/>
                 <w:lang w:bidi="ar-SA"/>
               </w:rPr>
-              <w:t>:00</w:t>
-            </w:r>
-          </w:p>
-          <w:p>
-            <w:pPr>
-              <w:pStyle w:val="Normal"/>
-              <w:widowControl/>
-              <w:spacing w:before="0" w:after="0"/>
-              <w:jc w:val="center"/>
-              <w:rPr>
-                <w:rFonts w:ascii="Consolas" w:hAnsi="Consolas" w:eastAsia="Times New Roman" w:cs="Calibri" w:cstheme="minorHAnsi"/>
+            </w:pPr>
+            <w:r>
+              <w:rPr>
+                <w:rFonts w:eastAsia="Times New Roman" w:cs="Calibri" w:ascii="Consolas" w:hAnsi="Consolas" w:cstheme="minorHAnsi"/>
                 <w:b/>
                 <w:bCs/>
                 <w:color w:val="0F0BBB"/>
@@ -5425,10 +5185,17 @@
                 <w:szCs w:val="20"/>
                 <w:lang w:bidi="ar-SA"/>
               </w:rPr>
-            </w:pPr>
-            <w:r>
-              <w:rPr>
-                <w:rFonts w:eastAsia="Times New Roman" w:cs="Calibri" w:ascii="Consolas" w:hAnsi="Consolas" w:cstheme="minorHAnsi"/>
+              <w:t>a</w:t>
+            </w:r>
+          </w:p>
+          <w:p>
+            <w:pPr>
+              <w:pStyle w:val="Normal"/>
+              <w:widowControl/>
+              <w:spacing w:before="0" w:after="0"/>
+              <w:jc w:val="center"/>
+              <w:rPr>
+                <w:rFonts w:ascii="Consolas" w:hAnsi="Consolas" w:eastAsia="Times New Roman" w:cs="Calibri" w:cstheme="minorHAnsi"/>
                 <w:b/>
                 <w:bCs/>
                 <w:color w:val="0F0BBB"/>
@@ -5437,17 +5204,10 @@
                 <w:szCs w:val="20"/>
                 <w:lang w:bidi="ar-SA"/>
               </w:rPr>
-              <w:t>a</w:t>
-            </w:r>
-          </w:p>
-          <w:p>
-            <w:pPr>
-              <w:pStyle w:val="Normal"/>
-              <w:widowControl/>
-              <w:spacing w:before="0" w:after="0"/>
-              <w:jc w:val="center"/>
-              <w:rPr>
-                <w:rFonts w:ascii="Consolas" w:hAnsi="Consolas" w:eastAsia="Times New Roman" w:cs="Calibri" w:cstheme="minorHAnsi"/>
+            </w:pPr>
+            <w:r>
+              <w:rPr>
+                <w:rFonts w:eastAsia="Times New Roman" w:cs="Calibri" w:ascii="Consolas" w:hAnsi="Consolas" w:cstheme="minorHAnsi"/>
                 <w:b/>
                 <w:bCs/>
                 <w:color w:val="0F0BBB"/>
@@ -5456,32 +5216,7 @@
                 <w:szCs w:val="20"/>
                 <w:lang w:bidi="ar-SA"/>
               </w:rPr>
-            </w:pPr>
-            <w:r>
-              <w:rPr>
-                <w:rFonts w:eastAsia="Times New Roman" w:cs="Calibri" w:ascii="Consolas" w:hAnsi="Consolas" w:cstheme="minorHAnsi"/>
-                <w:b/>
-                <w:bCs/>
-                <w:color w:val="0F0BBB"/>
-                <w:kern w:val="0"/>
-                <w:sz w:val="20"/>
-                <w:szCs w:val="20"/>
-                <w:lang w:bidi="ar-SA"/>
-              </w:rPr>
-              <w:t>14</w:t>
-            </w:r>
-            <w:r>
-              <w:rPr>
-                <w:rFonts w:eastAsia="Times New Roman" w:cs="Calibri" w:ascii="Consolas" w:hAnsi="Consolas" w:cstheme="minorHAnsi"/>
-                <w:b/>
-                <w:bCs/>
-                <w:color w:val="0F0BBB"/>
-                <w:kern w:val="0"/>
-                <w:sz w:val="20"/>
-                <w:szCs w:val="20"/>
-                <w:lang w:bidi="ar-SA"/>
-              </w:rPr>
-              <w:t>:00</w:t>
+              <w:t>14:00</w:t>
             </w:r>
           </w:p>
         </w:tc>
@@ -5516,8 +5251,8 @@
                 <w:lang w:bidi="ar-SA"/>
               </w:rPr>
             </w:pPr>
-            <w:bookmarkStart w:id="0" w:name="ctl00_Main_DisplayKardex1_Copia_5_Copia_"/>
-            <w:bookmarkEnd w:id="0"/>
+            <w:bookmarkStart w:id="4" w:name="ctl00_Main_DisplayKardex1_Copia_5_Copia_"/>
+            <w:bookmarkEnd w:id="4"/>
             <w:r>
               <w:rPr>
                 <w:rFonts w:eastAsia="Times New Roman" w:cs="Calibri" w:ascii="Raleway" w:hAnsi="Raleway" w:cstheme="minorHAnsi"/>
@@ -5570,11 +5305,17 @@
                 <w:szCs w:val="20"/>
                 <w:lang w:bidi="ar-SA"/>
               </w:rPr>
-              <w:t>12</w:t>
-            </w:r>
-            <w:r>
-              <w:rPr>
-                <w:rFonts w:eastAsia="Times New Roman" w:cs="Calibri" w:ascii="Consolas" w:hAnsi="Consolas" w:cstheme="minorHAnsi"/>
+              <w:t>12:00</w:t>
+            </w:r>
+          </w:p>
+          <w:p>
+            <w:pPr>
+              <w:pStyle w:val="Normal"/>
+              <w:widowControl/>
+              <w:spacing w:before="0" w:after="0"/>
+              <w:jc w:val="center"/>
+              <w:rPr>
+                <w:rFonts w:ascii="Consolas" w:hAnsi="Consolas" w:eastAsia="Times New Roman" w:cs="Calibri" w:cstheme="minorHAnsi"/>
                 <w:b/>
                 <w:bCs/>
                 <w:color w:val="0F0BBB"/>
@@ -5583,17 +5324,10 @@
                 <w:szCs w:val="20"/>
                 <w:lang w:bidi="ar-SA"/>
               </w:rPr>
-              <w:t>:00</w:t>
-            </w:r>
-          </w:p>
-          <w:p>
-            <w:pPr>
-              <w:pStyle w:val="Normal"/>
-              <w:widowControl/>
-              <w:spacing w:before="0" w:after="0"/>
-              <w:jc w:val="center"/>
-              <w:rPr>
-                <w:rFonts w:ascii="Consolas" w:hAnsi="Consolas" w:eastAsia="Times New Roman" w:cs="Calibri" w:cstheme="minorHAnsi"/>
+            </w:pPr>
+            <w:r>
+              <w:rPr>
+                <w:rFonts w:eastAsia="Times New Roman" w:cs="Calibri" w:ascii="Consolas" w:hAnsi="Consolas" w:cstheme="minorHAnsi"/>
                 <w:b/>
                 <w:bCs/>
                 <w:color w:val="0F0BBB"/>
@@ -5602,10 +5336,17 @@
                 <w:szCs w:val="20"/>
                 <w:lang w:bidi="ar-SA"/>
               </w:rPr>
-            </w:pPr>
-            <w:r>
-              <w:rPr>
-                <w:rFonts w:eastAsia="Times New Roman" w:cs="Calibri" w:ascii="Consolas" w:hAnsi="Consolas" w:cstheme="minorHAnsi"/>
+              <w:t>a</w:t>
+            </w:r>
+          </w:p>
+          <w:p>
+            <w:pPr>
+              <w:pStyle w:val="Normal"/>
+              <w:widowControl/>
+              <w:spacing w:before="0" w:after="0"/>
+              <w:jc w:val="center"/>
+              <w:rPr>
+                <w:rFonts w:ascii="Consolas" w:hAnsi="Consolas" w:eastAsia="Times New Roman" w:cs="Calibri" w:cstheme="minorHAnsi"/>
                 <w:b/>
                 <w:bCs/>
                 <w:color w:val="0F0BBB"/>
@@ -5614,17 +5355,10 @@
                 <w:szCs w:val="20"/>
                 <w:lang w:bidi="ar-SA"/>
               </w:rPr>
-              <w:t>a</w:t>
-            </w:r>
-          </w:p>
-          <w:p>
-            <w:pPr>
-              <w:pStyle w:val="Normal"/>
-              <w:widowControl/>
-              <w:spacing w:before="0" w:after="0"/>
-              <w:jc w:val="center"/>
-              <w:rPr>
-                <w:rFonts w:ascii="Consolas" w:hAnsi="Consolas" w:eastAsia="Times New Roman" w:cs="Calibri" w:cstheme="minorHAnsi"/>
+            </w:pPr>
+            <w:r>
+              <w:rPr>
+                <w:rFonts w:eastAsia="Times New Roman" w:cs="Calibri" w:ascii="Consolas" w:hAnsi="Consolas" w:cstheme="minorHAnsi"/>
                 <w:b/>
                 <w:bCs/>
                 <w:color w:val="0F0BBB"/>
@@ -5633,10 +5367,27 @@
                 <w:szCs w:val="20"/>
                 <w:lang w:bidi="ar-SA"/>
               </w:rPr>
-            </w:pPr>
-            <w:r>
-              <w:rPr>
-                <w:rFonts w:eastAsia="Times New Roman" w:cs="Calibri" w:ascii="Consolas" w:hAnsi="Consolas" w:cstheme="minorHAnsi"/>
+              <w:t>14:00</w:t>
+            </w:r>
+          </w:p>
+        </w:tc>
+        <w:tc>
+          <w:tcPr>
+            <w:tcW w:w="816" w:type="dxa"/>
+            <w:tcBorders>
+              <w:start w:val="single" w:sz="4" w:space="0" w:color="50200C"/>
+              <w:bottom w:val="single" w:sz="4" w:space="0" w:color="50200C"/>
+            </w:tcBorders>
+            <w:vAlign w:val="center"/>
+          </w:tcPr>
+          <w:p>
+            <w:pPr>
+              <w:pStyle w:val="Normal"/>
+              <w:widowControl/>
+              <w:spacing w:before="0" w:after="0"/>
+              <w:jc w:val="center"/>
+              <w:rPr>
+                <w:rFonts w:ascii="Consolas" w:hAnsi="Consolas" w:eastAsia="Times New Roman" w:cs="Calibri" w:cstheme="minorHAnsi"/>
                 <w:b/>
                 <w:bCs/>
                 <w:color w:val="0F0BBB"/>
@@ -5645,11 +5396,10 @@
                 <w:szCs w:val="20"/>
                 <w:lang w:bidi="ar-SA"/>
               </w:rPr>
-              <w:t>14</w:t>
-            </w:r>
-            <w:r>
-              <w:rPr>
-                <w:rFonts w:eastAsia="Times New Roman" w:cs="Calibri" w:ascii="Consolas" w:hAnsi="Consolas" w:cstheme="minorHAnsi"/>
+            </w:pPr>
+            <w:r>
+              <w:rPr>
+                <w:rFonts w:eastAsia="Times New Roman" w:cs="Calibri" w:cstheme="minorHAnsi" w:ascii="Consolas" w:hAnsi="Consolas"/>
                 <w:b/>
                 <w:bCs/>
                 <w:color w:val="0F0BBB"/>
@@ -5658,7 +5408,109 @@
                 <w:szCs w:val="20"/>
                 <w:lang w:bidi="ar-SA"/>
               </w:rPr>
-              <w:t>:00</w:t>
+            </w:r>
+          </w:p>
+        </w:tc>
+        <w:tc>
+          <w:tcPr>
+            <w:tcW w:w="819" w:type="dxa"/>
+            <w:tcBorders>
+              <w:start w:val="single" w:sz="4" w:space="0" w:color="50200C"/>
+              <w:bottom w:val="single" w:sz="4" w:space="0" w:color="50200C"/>
+            </w:tcBorders>
+            <w:vAlign w:val="center"/>
+          </w:tcPr>
+          <w:p>
+            <w:pPr>
+              <w:pStyle w:val="Normal"/>
+              <w:widowControl/>
+              <w:spacing w:before="0" w:after="0"/>
+              <w:jc w:val="center"/>
+              <w:rPr>
+                <w:rFonts w:ascii="Consolas" w:hAnsi="Consolas" w:eastAsia="Times New Roman" w:cs="Calibri" w:cstheme="minorHAnsi"/>
+                <w:b/>
+                <w:bCs/>
+                <w:color w:val="0F0BBB"/>
+                <w:kern w:val="0"/>
+                <w:sz w:val="20"/>
+                <w:szCs w:val="20"/>
+                <w:lang w:bidi="ar-SA"/>
+              </w:rPr>
+            </w:pPr>
+            <w:r>
+              <w:rPr>
+                <w:rFonts w:eastAsia="Times New Roman" w:cs="Calibri" w:ascii="Consolas" w:hAnsi="Consolas" w:cstheme="minorHAnsi"/>
+                <w:b/>
+                <w:bCs/>
+                <w:color w:val="0F0BBB"/>
+                <w:kern w:val="0"/>
+                <w:sz w:val="20"/>
+                <w:szCs w:val="20"/>
+                <w:lang w:bidi="ar-SA"/>
+              </w:rPr>
+              <w:t>12:00</w:t>
+            </w:r>
+          </w:p>
+          <w:p>
+            <w:pPr>
+              <w:pStyle w:val="Normal"/>
+              <w:widowControl/>
+              <w:spacing w:before="0" w:after="0"/>
+              <w:jc w:val="center"/>
+              <w:rPr>
+                <w:rFonts w:ascii="Consolas" w:hAnsi="Consolas" w:eastAsia="Times New Roman" w:cs="Calibri" w:cstheme="minorHAnsi"/>
+                <w:b/>
+                <w:bCs/>
+                <w:color w:val="0F0BBB"/>
+                <w:kern w:val="0"/>
+                <w:sz w:val="20"/>
+                <w:szCs w:val="20"/>
+                <w:lang w:bidi="ar-SA"/>
+              </w:rPr>
+            </w:pPr>
+            <w:r>
+              <w:rPr>
+                <w:rFonts w:eastAsia="Times New Roman" w:cs="Calibri" w:ascii="Consolas" w:hAnsi="Consolas" w:cstheme="minorHAnsi"/>
+                <w:b/>
+                <w:bCs/>
+                <w:color w:val="0F0BBB"/>
+                <w:kern w:val="0"/>
+                <w:sz w:val="20"/>
+                <w:szCs w:val="20"/>
+                <w:lang w:bidi="ar-SA"/>
+              </w:rPr>
+              <w:t>a</w:t>
+            </w:r>
+          </w:p>
+          <w:p>
+            <w:pPr>
+              <w:pStyle w:val="Normal"/>
+              <w:widowControl/>
+              <w:spacing w:before="0" w:after="0"/>
+              <w:jc w:val="center"/>
+              <w:rPr>
+                <w:rFonts w:ascii="Consolas" w:hAnsi="Consolas" w:eastAsia="Times New Roman" w:cs="Calibri" w:cstheme="minorHAnsi"/>
+                <w:b/>
+                <w:bCs/>
+                <w:color w:val="0F0BBB"/>
+                <w:kern w:val="0"/>
+                <w:sz w:val="20"/>
+                <w:szCs w:val="20"/>
+                <w:lang w:bidi="ar-SA"/>
+              </w:rPr>
+            </w:pPr>
+            <w:r>
+              <w:rPr>
+                <w:rFonts w:eastAsia="Times New Roman" w:cs="Calibri" w:ascii="Consolas" w:hAnsi="Consolas" w:cstheme="minorHAnsi"/>
+                <w:b/>
+                <w:bCs/>
+                <w:color w:val="0F0BBB"/>
+                <w:kern w:val="0"/>
+                <w:sz w:val="20"/>
+                <w:szCs w:val="20"/>
+                <w:lang w:bidi="ar-SA"/>
+              </w:rPr>
+              <w:t>13:00</w:t>
             </w:r>
           </w:p>
         </w:tc>
@@ -5689,27 +5541,8 @@
               </w:rPr>
             </w:pPr>
             <w:r>
-              <w:rPr/>
-            </w:r>
-          </w:p>
-        </w:tc>
-        <w:tc>
-          <w:tcPr>
-            <w:tcW w:w="818" w:type="dxa"/>
-            <w:tcBorders>
-              <w:start w:val="single" w:sz="4" w:space="0" w:color="50200C"/>
-              <w:bottom w:val="single" w:sz="4" w:space="0" w:color="50200C"/>
-            </w:tcBorders>
-            <w:vAlign w:val="center"/>
-          </w:tcPr>
-          <w:p>
-            <w:pPr>
-              <w:pStyle w:val="Normal"/>
-              <w:widowControl/>
-              <w:spacing w:before="0" w:after="0"/>
-              <w:jc w:val="center"/>
-              <w:rPr>
-                <w:rFonts w:ascii="Consolas" w:hAnsi="Consolas" w:eastAsia="Times New Roman" w:cs="Calibri" w:cstheme="minorHAnsi"/>
+              <w:rPr>
+                <w:rFonts w:eastAsia="Times New Roman" w:cs="Calibri" w:ascii="Consolas" w:hAnsi="Consolas" w:cstheme="minorHAnsi"/>
                 <w:b/>
                 <w:bCs/>
                 <w:color w:val="0F0BBB"/>
@@ -5718,10 +5551,17 @@
                 <w:szCs w:val="20"/>
                 <w:lang w:bidi="ar-SA"/>
               </w:rPr>
-            </w:pPr>
-            <w:r>
-              <w:rPr>
-                <w:rFonts w:eastAsia="Times New Roman" w:cs="Calibri" w:ascii="Consolas" w:hAnsi="Consolas" w:cstheme="minorHAnsi"/>
+              <w:t>12:00</w:t>
+            </w:r>
+          </w:p>
+          <w:p>
+            <w:pPr>
+              <w:pStyle w:val="Normal"/>
+              <w:widowControl/>
+              <w:spacing w:before="0" w:after="0"/>
+              <w:jc w:val="center"/>
+              <w:rPr>
+                <w:rFonts w:ascii="Consolas" w:hAnsi="Consolas" w:eastAsia="Times New Roman" w:cs="Calibri" w:cstheme="minorHAnsi"/>
                 <w:b/>
                 <w:bCs/>
                 <w:color w:val="0F0BBB"/>
@@ -5730,8 +5570,7 @@
                 <w:szCs w:val="20"/>
                 <w:lang w:bidi="ar-SA"/>
               </w:rPr>
-              <w:t>12</w:t>
-            </w:r>
+            </w:pPr>
             <w:r>
               <w:rPr>
                 <w:rFonts w:eastAsia="Times New Roman" w:cs="Calibri" w:ascii="Consolas" w:hAnsi="Consolas" w:cstheme="minorHAnsi"/>
@@ -5743,7 +5582,7 @@
                 <w:szCs w:val="20"/>
                 <w:lang w:bidi="ar-SA"/>
               </w:rPr>
-              <w:t>:00</w:t>
+              <w:t>a</w:t>
             </w:r>
           </w:p>
           <w:p>
@@ -5774,193 +5613,7 @@
                 <w:szCs w:val="20"/>
                 <w:lang w:bidi="ar-SA"/>
               </w:rPr>
-              <w:t>a</w:t>
-            </w:r>
-          </w:p>
-          <w:p>
-            <w:pPr>
-              <w:pStyle w:val="Normal"/>
-              <w:widowControl/>
-              <w:spacing w:before="0" w:after="0"/>
-              <w:jc w:val="center"/>
-              <w:rPr>
-                <w:rFonts w:ascii="Consolas" w:hAnsi="Consolas" w:eastAsia="Times New Roman" w:cs="Calibri" w:cstheme="minorHAnsi"/>
-                <w:b/>
-                <w:bCs/>
-                <w:color w:val="0F0BBB"/>
-                <w:kern w:val="0"/>
-                <w:sz w:val="20"/>
-                <w:szCs w:val="20"/>
-                <w:lang w:bidi="ar-SA"/>
-              </w:rPr>
-            </w:pPr>
-            <w:r>
-              <w:rPr>
-                <w:rFonts w:eastAsia="Times New Roman" w:cs="Calibri" w:ascii="Consolas" w:hAnsi="Consolas" w:cstheme="minorHAnsi"/>
-                <w:b/>
-                <w:bCs/>
-                <w:color w:val="0F0BBB"/>
-                <w:kern w:val="0"/>
-                <w:sz w:val="20"/>
-                <w:szCs w:val="20"/>
-                <w:lang w:bidi="ar-SA"/>
-              </w:rPr>
-              <w:t>1</w:t>
-            </w:r>
-            <w:r>
-              <w:rPr>
-                <w:rFonts w:eastAsia="Times New Roman" w:cs="Calibri" w:ascii="Consolas" w:hAnsi="Consolas" w:cstheme="minorHAnsi"/>
-                <w:b/>
-                <w:bCs/>
-                <w:color w:val="0F0BBB"/>
-                <w:kern w:val="0"/>
-                <w:sz w:val="20"/>
-                <w:szCs w:val="20"/>
-                <w:lang w:bidi="ar-SA"/>
-              </w:rPr>
-              <w:t>3</w:t>
-            </w:r>
-            <w:r>
-              <w:rPr>
-                <w:rFonts w:eastAsia="Times New Roman" w:cs="Calibri" w:ascii="Consolas" w:hAnsi="Consolas" w:cstheme="minorHAnsi"/>
-                <w:b/>
-                <w:bCs/>
-                <w:color w:val="0F0BBB"/>
-                <w:kern w:val="0"/>
-                <w:sz w:val="20"/>
-                <w:szCs w:val="20"/>
-                <w:lang w:bidi="ar-SA"/>
-              </w:rPr>
-              <w:t>:00</w:t>
-            </w:r>
-          </w:p>
-        </w:tc>
-        <w:tc>
-          <w:tcPr>
-            <w:tcW w:w="817" w:type="dxa"/>
-            <w:tcBorders>
-              <w:start w:val="single" w:sz="4" w:space="0" w:color="50200C"/>
-              <w:bottom w:val="single" w:sz="4" w:space="0" w:color="50200C"/>
-            </w:tcBorders>
-            <w:vAlign w:val="center"/>
-          </w:tcPr>
-          <w:p>
-            <w:pPr>
-              <w:pStyle w:val="Normal"/>
-              <w:widowControl/>
-              <w:spacing w:before="0" w:after="0"/>
-              <w:jc w:val="center"/>
-              <w:rPr>
-                <w:rFonts w:ascii="Consolas" w:hAnsi="Consolas" w:eastAsia="Times New Roman" w:cs="Calibri" w:cstheme="minorHAnsi"/>
-                <w:b/>
-                <w:bCs/>
-                <w:color w:val="0F0BBB"/>
-                <w:kern w:val="0"/>
-                <w:sz w:val="20"/>
-                <w:szCs w:val="20"/>
-                <w:lang w:bidi="ar-SA"/>
-              </w:rPr>
-            </w:pPr>
-            <w:r>
-              <w:rPr>
-                <w:rFonts w:eastAsia="Times New Roman" w:cs="Calibri" w:ascii="Consolas" w:hAnsi="Consolas" w:cstheme="minorHAnsi"/>
-                <w:b/>
-                <w:bCs/>
-                <w:color w:val="0F0BBB"/>
-                <w:kern w:val="0"/>
-                <w:sz w:val="20"/>
-                <w:szCs w:val="20"/>
-                <w:lang w:bidi="ar-SA"/>
-              </w:rPr>
-              <w:t>12</w:t>
-            </w:r>
-            <w:r>
-              <w:rPr>
-                <w:rFonts w:eastAsia="Times New Roman" w:cs="Calibri" w:ascii="Consolas" w:hAnsi="Consolas" w:cstheme="minorHAnsi"/>
-                <w:b/>
-                <w:bCs/>
-                <w:color w:val="0F0BBB"/>
-                <w:kern w:val="0"/>
-                <w:sz w:val="20"/>
-                <w:szCs w:val="20"/>
-                <w:lang w:bidi="ar-SA"/>
-              </w:rPr>
-              <w:t>:00</w:t>
-            </w:r>
-          </w:p>
-          <w:p>
-            <w:pPr>
-              <w:pStyle w:val="Normal"/>
-              <w:widowControl/>
-              <w:spacing w:before="0" w:after="0"/>
-              <w:jc w:val="center"/>
-              <w:rPr>
-                <w:rFonts w:ascii="Consolas" w:hAnsi="Consolas" w:eastAsia="Times New Roman" w:cs="Calibri" w:cstheme="minorHAnsi"/>
-                <w:b/>
-                <w:bCs/>
-                <w:color w:val="0F0BBB"/>
-                <w:kern w:val="0"/>
-                <w:sz w:val="20"/>
-                <w:szCs w:val="20"/>
-                <w:lang w:bidi="ar-SA"/>
-              </w:rPr>
-            </w:pPr>
-            <w:r>
-              <w:rPr>
-                <w:rFonts w:eastAsia="Times New Roman" w:cs="Calibri" w:ascii="Consolas" w:hAnsi="Consolas" w:cstheme="minorHAnsi"/>
-                <w:b/>
-                <w:bCs/>
-                <w:color w:val="0F0BBB"/>
-                <w:kern w:val="0"/>
-                <w:sz w:val="20"/>
-                <w:szCs w:val="20"/>
-                <w:lang w:bidi="ar-SA"/>
-              </w:rPr>
-              <w:t>a</w:t>
-            </w:r>
-          </w:p>
-          <w:p>
-            <w:pPr>
-              <w:pStyle w:val="Normal"/>
-              <w:widowControl/>
-              <w:spacing w:before="0" w:after="0"/>
-              <w:jc w:val="center"/>
-              <w:rPr>
-                <w:rFonts w:ascii="Consolas" w:hAnsi="Consolas" w:eastAsia="Times New Roman" w:cs="Calibri" w:cstheme="minorHAnsi"/>
-                <w:b/>
-                <w:bCs/>
-                <w:color w:val="0F0BBB"/>
-                <w:kern w:val="0"/>
-                <w:sz w:val="20"/>
-                <w:szCs w:val="20"/>
-                <w:lang w:bidi="ar-SA"/>
-              </w:rPr>
-            </w:pPr>
-            <w:r>
-              <w:rPr>
-                <w:rFonts w:eastAsia="Times New Roman" w:cs="Calibri" w:ascii="Consolas" w:hAnsi="Consolas" w:cstheme="minorHAnsi"/>
-                <w:b/>
-                <w:bCs/>
-                <w:color w:val="0F0BBB"/>
-                <w:kern w:val="0"/>
-                <w:sz w:val="20"/>
-                <w:szCs w:val="20"/>
-                <w:lang w:bidi="ar-SA"/>
-              </w:rPr>
-              <w:t>14</w:t>
-            </w:r>
-            <w:r>
-              <w:rPr>
-                <w:rFonts w:eastAsia="Times New Roman" w:cs="Calibri" w:ascii="Consolas" w:hAnsi="Consolas" w:cstheme="minorHAnsi"/>
-                <w:b/>
-                <w:bCs/>
-                <w:color w:val="0F0BBB"/>
-                <w:kern w:val="0"/>
-                <w:sz w:val="20"/>
-                <w:szCs w:val="20"/>
-                <w:lang w:bidi="ar-SA"/>
-              </w:rPr>
-              <w:t>:00</w:t>
+              <w:t>14:00</w:t>
             </w:r>
           </w:p>
         </w:tc>
@@ -6109,7 +5762,7 @@
           </w:tcPr>
           <w:p>
             <w:pPr>
-              <w:pStyle w:val="Contenidodelatablauser"/>
+              <w:pStyle w:val="Contenidodelatabla"/>
               <w:jc w:val="center"/>
               <w:rPr>
                 <w:rFonts w:ascii="Raleway" w:hAnsi="Raleway" w:cs="Calibri"/>
@@ -6213,33 +5866,7 @@
                 <w:szCs w:val="20"/>
                 <w:lang w:bidi="ar-SA"/>
               </w:rPr>
-              <w:t xml:space="preserve">08:00 – </w:t>
-            </w:r>
-            <w:r>
-              <w:rPr>
-                <w:rFonts w:eastAsia="Times New Roman" w:cs="Calibri" w:ascii="Consolas" w:hAnsi="Consolas" w:cstheme="minorHAnsi"/>
-                <w:b/>
-                <w:bCs/>
-                <w:color w:val="0F0BBB"/>
-                <w:kern w:val="0"/>
-                <w:sz w:val="20"/>
-                <w:szCs w:val="20"/>
-                <w:lang w:bidi="ar-SA"/>
-              </w:rPr>
-              <w:t>12</w:t>
-            </w:r>
-            <w:r>
-              <w:rPr>
-                <w:rFonts w:eastAsia="Times New Roman" w:cs="Calibri" w:ascii="Consolas" w:hAnsi="Consolas" w:cstheme="minorHAnsi"/>
-                <w:b/>
-                <w:bCs/>
-                <w:color w:val="0F0BBB"/>
-                <w:kern w:val="0"/>
-                <w:sz w:val="20"/>
-                <w:szCs w:val="20"/>
-                <w:lang w:bidi="ar-SA"/>
-              </w:rPr>
-              <w:t>:00  |  14:00-16:00</w:t>
+              <w:t>08:00 – 12:00  |  14:00-16:00</w:t>
             </w:r>
           </w:p>
         </w:tc>
@@ -6323,33 +5950,7 @@
                 <w:szCs w:val="20"/>
                 <w:lang w:bidi="ar-SA"/>
               </w:rPr>
-              <w:t xml:space="preserve">08:00 – </w:t>
-            </w:r>
-            <w:r>
-              <w:rPr>
-                <w:rFonts w:eastAsia="Times New Roman" w:cs="Calibri" w:ascii="Consolas" w:hAnsi="Consolas" w:cstheme="minorHAnsi"/>
-                <w:b/>
-                <w:bCs/>
-                <w:color w:val="0F0BBB"/>
-                <w:kern w:val="0"/>
-                <w:sz w:val="20"/>
-                <w:szCs w:val="20"/>
-                <w:lang w:bidi="ar-SA"/>
-              </w:rPr>
-              <w:t>12</w:t>
-            </w:r>
-            <w:r>
-              <w:rPr>
-                <w:rFonts w:eastAsia="Times New Roman" w:cs="Calibri" w:ascii="Consolas" w:hAnsi="Consolas" w:cstheme="minorHAnsi"/>
-                <w:b/>
-                <w:bCs/>
-                <w:color w:val="0F0BBB"/>
-                <w:kern w:val="0"/>
-                <w:sz w:val="20"/>
-                <w:szCs w:val="20"/>
-                <w:lang w:bidi="ar-SA"/>
-              </w:rPr>
-              <w:t>:00  |  14:00-16:00</w:t>
+              <w:t>08:00 – 12:00  |  14:00-16:00</w:t>
             </w:r>
           </w:p>
         </w:tc>
@@ -6433,33 +6034,7 @@
                 <w:szCs w:val="20"/>
                 <w:lang w:bidi="ar-SA"/>
               </w:rPr>
-              <w:t xml:space="preserve">08:00 – </w:t>
-            </w:r>
-            <w:r>
-              <w:rPr>
-                <w:rFonts w:eastAsia="Times New Roman" w:cs="Calibri" w:ascii="Consolas" w:hAnsi="Consolas" w:cstheme="minorHAnsi"/>
-                <w:b/>
-                <w:bCs/>
-                <w:color w:val="0F0BBB"/>
-                <w:kern w:val="0"/>
-                <w:sz w:val="20"/>
-                <w:szCs w:val="20"/>
-                <w:lang w:bidi="ar-SA"/>
-              </w:rPr>
-              <w:t>12</w:t>
-            </w:r>
-            <w:r>
-              <w:rPr>
-                <w:rFonts w:eastAsia="Times New Roman" w:cs="Calibri" w:ascii="Consolas" w:hAnsi="Consolas" w:cstheme="minorHAnsi"/>
-                <w:b/>
-                <w:bCs/>
-                <w:color w:val="0F0BBB"/>
-                <w:kern w:val="0"/>
-                <w:sz w:val="20"/>
-                <w:szCs w:val="20"/>
-                <w:lang w:bidi="ar-SA"/>
-              </w:rPr>
-              <w:t>:00  |  14:00-16:00</w:t>
+              <w:t>08:00 – 12:00  |  14:00-16:00</w:t>
             </w:r>
           </w:p>
         </w:tc>
@@ -6543,33 +6118,7 @@
                 <w:szCs w:val="20"/>
                 <w:lang w:bidi="ar-SA"/>
               </w:rPr>
-              <w:t xml:space="preserve">08:00 – </w:t>
-            </w:r>
-            <w:r>
-              <w:rPr>
-                <w:rFonts w:eastAsia="Times New Roman" w:cs="Calibri" w:ascii="Consolas" w:hAnsi="Consolas" w:cstheme="minorHAnsi"/>
-                <w:b/>
-                <w:bCs/>
-                <w:color w:val="0F0BBB"/>
-                <w:kern w:val="0"/>
-                <w:sz w:val="20"/>
-                <w:szCs w:val="20"/>
-                <w:lang w:bidi="ar-SA"/>
-              </w:rPr>
-              <w:t>12</w:t>
-            </w:r>
-            <w:r>
-              <w:rPr>
-                <w:rFonts w:eastAsia="Times New Roman" w:cs="Calibri" w:ascii="Consolas" w:hAnsi="Consolas" w:cstheme="minorHAnsi"/>
-                <w:b/>
-                <w:bCs/>
-                <w:color w:val="0F0BBB"/>
-                <w:kern w:val="0"/>
-                <w:sz w:val="20"/>
-                <w:szCs w:val="20"/>
-                <w:lang w:bidi="ar-SA"/>
-              </w:rPr>
-              <w:t>:00  |  14:00-16:00</w:t>
+              <w:t>08:00 – 12:00  |  14:00-16:00</w:t>
             </w:r>
           </w:p>
         </w:tc>
@@ -6653,33 +6202,7 @@
                 <w:szCs w:val="20"/>
                 <w:lang w:bidi="ar-SA"/>
               </w:rPr>
-              <w:t xml:space="preserve">08:00 – </w:t>
-            </w:r>
-            <w:r>
-              <w:rPr>
-                <w:rFonts w:eastAsia="Times New Roman" w:cs="Calibri" w:ascii="Consolas" w:hAnsi="Consolas" w:cstheme="minorHAnsi"/>
-                <w:b/>
-                <w:bCs/>
-                <w:color w:val="0F0BBB"/>
-                <w:kern w:val="0"/>
-                <w:sz w:val="20"/>
-                <w:szCs w:val="20"/>
-                <w:lang w:bidi="ar-SA"/>
-              </w:rPr>
-              <w:t>12</w:t>
-            </w:r>
-            <w:r>
-              <w:rPr>
-                <w:rFonts w:eastAsia="Times New Roman" w:cs="Calibri" w:ascii="Consolas" w:hAnsi="Consolas" w:cstheme="minorHAnsi"/>
-                <w:b/>
-                <w:bCs/>
-                <w:color w:val="0F0BBB"/>
-                <w:kern w:val="0"/>
-                <w:sz w:val="20"/>
-                <w:szCs w:val="20"/>
-                <w:lang w:bidi="ar-SA"/>
-              </w:rPr>
-              <w:t>:00  |  14:00-16:00</w:t>
+              <w:t>08:00 – 12:00  |  14:00-16:00</w:t>
             </w:r>
           </w:p>
         </w:tc>
@@ -6764,29 +6287,7 @@
           <w:kern w:val="0"/>
           <w:lang w:bidi="ar-SA"/>
         </w:rPr>
-        <w:t xml:space="preserve">Laboratorio de </w:t>
-      </w:r>
-      <w:r>
-        <w:rPr>
-          <w:rFonts w:eastAsia="Times New Roman"/>
-          <w:b/>
-          <w:bCs/>
-          <w:color w:val="0F0BBB"/>
-          <w:kern w:val="0"/>
-          <w:lang w:bidi="ar-SA"/>
-        </w:rPr>
-        <w:t>Investigación en Termodinámica</w:t>
-      </w:r>
-      <w:r>
-        <w:rPr>
-          <w:rFonts w:eastAsia="Times New Roman"/>
-          <w:b/>
-          <w:bCs/>
-          <w:color w:val="0F0BBB"/>
-          <w:kern w:val="0"/>
-          <w:lang w:bidi="ar-SA"/>
-        </w:rPr>
-        <w:t xml:space="preserve"> en DICIS</w:t>
+        <w:t>Laboratorio de Investigación en Termodinámica en DICIS</w:t>
       </w:r>
     </w:p>
     <w:p>
@@ -6831,40 +6332,6 @@
     <w:p>
       <w:pPr>
         <w:pStyle w:val="Normal"/>
-        <w:rPr>
-          <w:rFonts w:ascii="Raleway" w:hAnsi="Raleway" w:cs="Calibri" w:cstheme="minorHAnsi"/>
-          <w:sz w:val="22"/>
-          <w:szCs w:val="22"/>
-        </w:rPr>
-      </w:pPr>
-      <w:r>
-        <w:rPr>
-          <w:rFonts w:cs="Calibri" w:cstheme="minorHAnsi" w:ascii="Raleway" w:hAnsi="Raleway"/>
-          <w:sz w:val="22"/>
-          <w:szCs w:val="22"/>
-        </w:rPr>
-      </w:r>
-    </w:p>
-    <w:p>
-      <w:pPr>
-        <w:pStyle w:val="Normal"/>
-        <w:rPr>
-          <w:rFonts w:ascii="Raleway" w:hAnsi="Raleway" w:cs="Calibri" w:cstheme="minorHAnsi"/>
-          <w:sz w:val="22"/>
-          <w:szCs w:val="22"/>
-        </w:rPr>
-      </w:pPr>
-      <w:r>
-        <w:rPr>
-          <w:rFonts w:cs="Calibri" w:cstheme="minorHAnsi" w:ascii="Raleway" w:hAnsi="Raleway"/>
-          <w:sz w:val="22"/>
-          <w:szCs w:val="22"/>
-        </w:rPr>
-      </w:r>
-    </w:p>
-    <w:p>
-      <w:pPr>
-        <w:pStyle w:val="Normal"/>
         <w:jc w:val="center"/>
         <w:rPr>
           <w:rFonts w:ascii="Raleway" w:hAnsi="Raleway" w:cs="Arial"/>
@@ -6889,6 +6356,7 @@
     <w:p>
       <w:pPr>
         <w:pStyle w:val="NormalWeb"/>
+        <w:spacing w:before="280" w:after="280"/>
         <w:rPr/>
       </w:pPr>
       <w:r>
@@ -8144,6 +7612,7 @@
     <w:rsid w:val="00f36570"/>
     <w:pPr>
       <w:widowControl/>
+      <w:suppressAutoHyphens w:val="true"/>
       <w:bidi w:val="0"/>
       <w:spacing w:before="0" w:after="0"/>
       <w:jc w:val="start"/>
@@ -8327,6 +7796,32 @@
       <w:rFonts w:cs="Lucida Sans"/>
     </w:rPr>
   </w:style>
+  <w:style w:type="paragraph" w:styleId="Ttulouser">
+    <w:name w:val="Título (user)"/>
+    <w:basedOn w:val="Normal"/>
+    <w:next w:val="BodyText"/>
+    <w:qFormat/>
+    <w:pPr>
+      <w:keepNext w:val="true"/>
+      <w:spacing w:before="240" w:after="120"/>
+    </w:pPr>
+    <w:rPr>
+      <w:rFonts w:ascii="Liberation Sans" w:hAnsi="Liberation Sans" w:eastAsia="Noto Sans JP" w:cs="Lucida Sans"/>
+      <w:sz w:val="28"/>
+      <w:szCs w:val="28"/>
+    </w:rPr>
+  </w:style>
+  <w:style w:type="paragraph" w:styleId="ndiceuser">
+    <w:name w:val="Índice (user)"/>
+    <w:basedOn w:val="Normal"/>
+    <w:qFormat/>
+    <w:pPr>
+      <w:suppressLineNumbers/>
+    </w:pPr>
+    <w:rPr>
+      <w:rFonts w:cs="Lucida Sans"/>
+    </w:rPr>
+  </w:style>
   <w:style w:type="paragraph" w:styleId="NormalWeb">
     <w:name w:val="Normal (Web)"/>
     <w:basedOn w:val="Normal"/>
@@ -8349,6 +7844,13 @@
       <w:sz w:val="16"/>
       <w:szCs w:val="16"/>
     </w:rPr>
+  </w:style>
+  <w:style w:type="paragraph" w:styleId="Cabeceraypieuser">
+    <w:name w:val="Cabecera y pie (user)"/>
+    <w:basedOn w:val="Normal"/>
+    <w:qFormat/>
+    <w:pPr/>
+    <w:rPr/>
   </w:style>
   <w:style w:type="paragraph" w:styleId="Cabeceraypie">
     <w:name w:val="Cabecera y pie"/>
@@ -8400,6 +7902,16 @@
     </w:pPr>
     <w:rPr/>
   </w:style>
+  <w:style w:type="paragraph" w:styleId="Contenidodelatabla">
+    <w:name w:val="Contenido de la tabla"/>
+    <w:basedOn w:val="Normal"/>
+    <w:qFormat/>
+    <w:pPr>
+      <w:widowControl w:val="false"/>
+      <w:suppressLineNumbers/>
+    </w:pPr>
+    <w:rPr/>
+  </w:style>
   <w:style w:type="paragraph" w:styleId="Contenidodelatablauser">
     <w:name w:val="Contenido de la tabla (user)"/>
     <w:basedOn w:val="Normal"/>
@@ -8410,19 +7922,9 @@
     </w:pPr>
     <w:rPr/>
   </w:style>
-  <w:style w:type="paragraph" w:styleId="Contenidodelatabla">
-    <w:name w:val="Contenido de la tabla"/>
-    <w:basedOn w:val="Normal"/>
-    <w:qFormat/>
-    <w:pPr>
-      <w:widowControl w:val="false"/>
-      <w:suppressLineNumbers/>
-    </w:pPr>
-    <w:rPr/>
-  </w:style>
-  <w:style w:type="paragraph" w:styleId="Ttulodelatabla">
-    <w:name w:val="Título de la tabla"/>
-    <w:basedOn w:val="Contenidodelatabla"/>
+  <w:style w:type="paragraph" w:styleId="Ttulodelatablauser">
+    <w:name w:val="Título de la tabla (user)"/>
+    <w:basedOn w:val="Contenidodelatablauser"/>
     <w:qFormat/>
     <w:pPr>
       <w:suppressLineNumbers/>
@@ -8433,8 +7935,8 @@
       <w:bCs/>
     </w:rPr>
   </w:style>
-  <w:style w:type="numbering" w:styleId="Ningunalista" w:default="1">
-    <w:name w:val="Ninguna lista"/>
+  <w:style w:type="numbering" w:styleId="Ningunalistauser" w:default="1">
+    <w:name w:val="Ninguna lista (user)"/>
     <w:uiPriority w:val="99"/>
     <w:semiHidden/>
     <w:unhideWhenUsed/>
